--- a/Knowledge/3-Work knowledge/1-Software Engineering/1-Testing/5-My Source/1-ISTQB Foundation Level/1-Testing terms/23-Test Objectives, Test Scope, coverage, Testware and Test reporting.docx
+++ b/Knowledge/3-Work knowledge/1-Software Engineering/1-Testing/5-My Source/1-ISTQB Foundation Level/1-Testing terms/23-Test Objectives, Test Scope, coverage, Testware and Test reporting.docx
@@ -57,21 +57,12 @@
         </w:rPr>
         <w:t xml:space="preserve">: </w:t>
       </w:r>
-      <w:proofErr w:type="spellStart"/>
-      <w:r>
-        <w:rPr>
-          <w:b/>
-          <w:shd w:val="clear" w:color="auto" w:fill="B7B7B7"/>
-        </w:rPr>
-        <w:t>Chatgot</w:t>
-      </w:r>
-      <w:proofErr w:type="spellEnd"/>
-      <w:r>
-        <w:rPr>
-          <w:b/>
-          <w:shd w:val="clear" w:color="auto" w:fill="B7B7B7"/>
-        </w:rPr>
-        <w:t xml:space="preserve"> </w:t>
+      <w:r>
+        <w:rPr>
+          <w:b/>
+          <w:shd w:val="clear" w:color="auto" w:fill="B7B7B7"/>
+        </w:rPr>
+        <w:t xml:space="preserve">Chatgot </w:t>
       </w:r>
       <w:r>
         <w:rPr>
@@ -80,7 +71,26 @@
           <w:szCs w:val="14"/>
           <w:shd w:val="clear" w:color="auto" w:fill="B7B7B7"/>
         </w:rPr>
-        <w:t>(GPT-5-Standard) at [9/4/2025]</w:t>
+        <w:t>(GPT</w:t>
+      </w:r>
+      <w:r>
+        <w:rPr>
+          <w:rFonts w:ascii="Cambria Math" w:hAnsi="Cambria Math" w:cs="Cambria Math"/>
+          <w:b/>
+          <w:sz w:val="14"/>
+          <w:szCs w:val="14"/>
+          <w:shd w:val="clear" w:color="auto" w:fill="B7B7B7"/>
+        </w:rPr>
+        <w:t>‑</w:t>
+      </w:r>
+      <w:r>
+        <w:rPr>
+          <w:b/>
+          <w:sz w:val="14"/>
+          <w:szCs w:val="14"/>
+          <w:shd w:val="clear" w:color="auto" w:fill="B7B7B7"/>
+        </w:rPr>
+        <w:t>5 Mini) at [9/4/2025]</w:t>
       </w:r>
     </w:p>
     <w:p>
@@ -187,7 +197,7 @@
     </w:p>
     <w:p>
       <w:r>
-        <w:pict w14:anchorId="465EF518">
+        <w:pict w14:anchorId="5A484310">
           <v:rect id="_x0000_i1025" style="width:0;height:1.5pt" o:hralign="center" o:hrstd="t" o:hr="t" fillcolor="#a0a0a0" stroked="f"/>
         </w:pict>
       </w:r>
@@ -223,21 +233,12 @@
         </w:rPr>
         <w:t xml:space="preserve">: </w:t>
       </w:r>
-      <w:proofErr w:type="spellStart"/>
-      <w:r>
-        <w:rPr>
-          <w:b/>
-          <w:shd w:val="clear" w:color="auto" w:fill="B7B7B7"/>
-        </w:rPr>
-        <w:t>Chatgot</w:t>
-      </w:r>
-      <w:proofErr w:type="spellEnd"/>
-      <w:r>
-        <w:rPr>
-          <w:b/>
-          <w:shd w:val="clear" w:color="auto" w:fill="B7B7B7"/>
-        </w:rPr>
-        <w:t xml:space="preserve"> </w:t>
+      <w:r>
+        <w:rPr>
+          <w:b/>
+          <w:shd w:val="clear" w:color="auto" w:fill="B7B7B7"/>
+        </w:rPr>
+        <w:t xml:space="preserve">Chatgot </w:t>
       </w:r>
       <w:r>
         <w:rPr>
@@ -246,7 +247,26 @@
           <w:szCs w:val="14"/>
           <w:shd w:val="clear" w:color="auto" w:fill="B7B7B7"/>
         </w:rPr>
-        <w:t>(GPT-5-Standard) at [9/4/2025]</w:t>
+        <w:t>(GPT</w:t>
+      </w:r>
+      <w:r>
+        <w:rPr>
+          <w:rFonts w:ascii="Cambria Math" w:hAnsi="Cambria Math" w:cs="Cambria Math"/>
+          <w:b/>
+          <w:sz w:val="14"/>
+          <w:szCs w:val="14"/>
+          <w:shd w:val="clear" w:color="auto" w:fill="B7B7B7"/>
+        </w:rPr>
+        <w:t>‑</w:t>
+      </w:r>
+      <w:r>
+        <w:rPr>
+          <w:b/>
+          <w:sz w:val="14"/>
+          <w:szCs w:val="14"/>
+          <w:shd w:val="clear" w:color="auto" w:fill="B7B7B7"/>
+        </w:rPr>
+        <w:t>5 Mini) at [9/4/2025]</w:t>
       </w:r>
     </w:p>
     <w:p>
@@ -386,7 +406,7 @@
     </w:p>
     <w:p>
       <w:r>
-        <w:pict w14:anchorId="43ED6698">
+        <w:pict w14:anchorId="214196BB">
           <v:rect id="_x0000_i1026" style="width:0;height:1.5pt" o:hralign="center" o:hrstd="t" o:hr="t" fillcolor="#a0a0a0" stroked="f"/>
         </w:pict>
       </w:r>
@@ -422,21 +442,12 @@
         </w:rPr>
         <w:t xml:space="preserve">: </w:t>
       </w:r>
-      <w:proofErr w:type="spellStart"/>
-      <w:r>
-        <w:rPr>
-          <w:b/>
-          <w:shd w:val="clear" w:color="auto" w:fill="B7B7B7"/>
-        </w:rPr>
-        <w:t>Chatgot</w:t>
-      </w:r>
-      <w:proofErr w:type="spellEnd"/>
-      <w:r>
-        <w:rPr>
-          <w:b/>
-          <w:shd w:val="clear" w:color="auto" w:fill="B7B7B7"/>
-        </w:rPr>
-        <w:t xml:space="preserve"> </w:t>
+      <w:r>
+        <w:rPr>
+          <w:b/>
+          <w:shd w:val="clear" w:color="auto" w:fill="B7B7B7"/>
+        </w:rPr>
+        <w:t xml:space="preserve">Chatgot </w:t>
       </w:r>
       <w:r>
         <w:rPr>
@@ -445,7 +456,26 @@
           <w:szCs w:val="14"/>
           <w:shd w:val="clear" w:color="auto" w:fill="B7B7B7"/>
         </w:rPr>
-        <w:t>(GPT-5-Standard) at [9/4/2025]</w:t>
+        <w:t>(GPT</w:t>
+      </w:r>
+      <w:r>
+        <w:rPr>
+          <w:rFonts w:ascii="Cambria Math" w:hAnsi="Cambria Math" w:cs="Cambria Math"/>
+          <w:b/>
+          <w:sz w:val="14"/>
+          <w:szCs w:val="14"/>
+          <w:shd w:val="clear" w:color="auto" w:fill="B7B7B7"/>
+        </w:rPr>
+        <w:t>‑</w:t>
+      </w:r>
+      <w:r>
+        <w:rPr>
+          <w:b/>
+          <w:sz w:val="14"/>
+          <w:szCs w:val="14"/>
+          <w:shd w:val="clear" w:color="auto" w:fill="B7B7B7"/>
+        </w:rPr>
+        <w:t>5 Mini) at [9/4/2025]</w:t>
       </w:r>
     </w:p>
     <w:p>
@@ -455,7 +485,7 @@
         </w:rPr>
         <w:lastRenderedPageBreak/>
         <w:drawing>
-          <wp:inline distT="0" distB="0" distL="0" distR="0" wp14:anchorId="272077DF" wp14:editId="23A37D15">
+          <wp:inline distT="0" distB="0" distL="0" distR="0" wp14:anchorId="5DD77CB3" wp14:editId="2ED7D2F1">
             <wp:extent cx="5943600" cy="3117215"/>
             <wp:effectExtent l="0" t="0" r="0" b="6985"/>
             <wp:docPr id="1110549140" name="Picture 1"/>
@@ -941,7 +971,7 @@
     </w:tbl>
     <w:p>
       <w:r>
-        <w:pict w14:anchorId="0585BD00">
+        <w:pict w14:anchorId="6C403635">
           <v:rect id="_x0000_i1027" style="width:0;height:1.5pt" o:hralign="center" o:hrstd="t" o:hr="t" fillcolor="#a0a0a0" stroked="f"/>
         </w:pict>
       </w:r>
@@ -977,21 +1007,12 @@
         </w:rPr>
         <w:t xml:space="preserve">: </w:t>
       </w:r>
-      <w:proofErr w:type="spellStart"/>
-      <w:r>
-        <w:rPr>
-          <w:b/>
-          <w:shd w:val="clear" w:color="auto" w:fill="B7B7B7"/>
-        </w:rPr>
-        <w:t>Chatgot</w:t>
-      </w:r>
-      <w:proofErr w:type="spellEnd"/>
-      <w:r>
-        <w:rPr>
-          <w:b/>
-          <w:shd w:val="clear" w:color="auto" w:fill="B7B7B7"/>
-        </w:rPr>
-        <w:t xml:space="preserve"> </w:t>
+      <w:r>
+        <w:rPr>
+          <w:b/>
+          <w:shd w:val="clear" w:color="auto" w:fill="B7B7B7"/>
+        </w:rPr>
+        <w:t xml:space="preserve">Chatgot </w:t>
       </w:r>
       <w:r>
         <w:rPr>
@@ -1000,7 +1021,26 @@
           <w:szCs w:val="14"/>
           <w:shd w:val="clear" w:color="auto" w:fill="B7B7B7"/>
         </w:rPr>
-        <w:t>(GPT-5-Standard) at [9/4/2025]</w:t>
+        <w:t>(GPT</w:t>
+      </w:r>
+      <w:r>
+        <w:rPr>
+          <w:rFonts w:ascii="Cambria Math" w:hAnsi="Cambria Math" w:cs="Cambria Math"/>
+          <w:b/>
+          <w:sz w:val="14"/>
+          <w:szCs w:val="14"/>
+          <w:shd w:val="clear" w:color="auto" w:fill="B7B7B7"/>
+        </w:rPr>
+        <w:t>‑</w:t>
+      </w:r>
+      <w:r>
+        <w:rPr>
+          <w:b/>
+          <w:sz w:val="14"/>
+          <w:szCs w:val="14"/>
+          <w:shd w:val="clear" w:color="auto" w:fill="B7B7B7"/>
+        </w:rPr>
+        <w:t>5 Mini) at [9/4/2025]</w:t>
       </w:r>
     </w:p>
     <w:p>
@@ -1125,7 +1165,7 @@
     </w:p>
     <w:p>
       <w:r>
-        <w:pict w14:anchorId="76B04C10">
+        <w:pict w14:anchorId="766C8AE2">
           <v:rect id="_x0000_i1028" style="width:0;height:1.5pt" o:hralign="center" o:hrstd="t" o:hr="t" fillcolor="#a0a0a0" stroked="f"/>
         </w:pict>
       </w:r>
@@ -1161,21 +1201,12 @@
         </w:rPr>
         <w:t xml:space="preserve">: </w:t>
       </w:r>
-      <w:proofErr w:type="spellStart"/>
-      <w:r>
-        <w:rPr>
-          <w:b/>
-          <w:shd w:val="clear" w:color="auto" w:fill="B7B7B7"/>
-        </w:rPr>
-        <w:t>Chatgot</w:t>
-      </w:r>
-      <w:proofErr w:type="spellEnd"/>
-      <w:r>
-        <w:rPr>
-          <w:b/>
-          <w:shd w:val="clear" w:color="auto" w:fill="B7B7B7"/>
-        </w:rPr>
-        <w:t xml:space="preserve"> </w:t>
+      <w:r>
+        <w:rPr>
+          <w:b/>
+          <w:shd w:val="clear" w:color="auto" w:fill="B7B7B7"/>
+        </w:rPr>
+        <w:t xml:space="preserve">Chatgot </w:t>
       </w:r>
       <w:r>
         <w:rPr>
@@ -1184,7 +1215,26 @@
           <w:szCs w:val="14"/>
           <w:shd w:val="clear" w:color="auto" w:fill="B7B7B7"/>
         </w:rPr>
-        <w:t>(GPT-5-Standard) at [9/4/2025]</w:t>
+        <w:t>(GPT</w:t>
+      </w:r>
+      <w:r>
+        <w:rPr>
+          <w:rFonts w:ascii="Cambria Math" w:hAnsi="Cambria Math" w:cs="Cambria Math"/>
+          <w:b/>
+          <w:sz w:val="14"/>
+          <w:szCs w:val="14"/>
+          <w:shd w:val="clear" w:color="auto" w:fill="B7B7B7"/>
+        </w:rPr>
+        <w:t>‑</w:t>
+      </w:r>
+      <w:r>
+        <w:rPr>
+          <w:b/>
+          <w:sz w:val="14"/>
+          <w:szCs w:val="14"/>
+          <w:shd w:val="clear" w:color="auto" w:fill="B7B7B7"/>
+        </w:rPr>
+        <w:t>5 Mini) at [9/4/2025]</w:t>
       </w:r>
     </w:p>
     <w:p>
@@ -1251,7 +1301,7 @@
     </w:p>
     <w:p>
       <w:r>
-        <w:pict w14:anchorId="64630250">
+        <w:pict w14:anchorId="3D18F537">
           <v:rect id="_x0000_i1029" style="width:0;height:1.5pt" o:hralign="center" o:hrstd="t" o:hr="t" fillcolor="#a0a0a0" stroked="f"/>
         </w:pict>
       </w:r>
@@ -1298,21 +1348,12 @@
         </w:rPr>
         <w:t xml:space="preserve">: </w:t>
       </w:r>
-      <w:proofErr w:type="spellStart"/>
-      <w:r>
-        <w:rPr>
-          <w:b/>
-          <w:shd w:val="clear" w:color="auto" w:fill="B7B7B7"/>
-        </w:rPr>
-        <w:t>Chatgot</w:t>
-      </w:r>
-      <w:proofErr w:type="spellEnd"/>
-      <w:r>
-        <w:rPr>
-          <w:b/>
-          <w:shd w:val="clear" w:color="auto" w:fill="B7B7B7"/>
-        </w:rPr>
-        <w:t xml:space="preserve"> </w:t>
+      <w:r>
+        <w:rPr>
+          <w:b/>
+          <w:shd w:val="clear" w:color="auto" w:fill="B7B7B7"/>
+        </w:rPr>
+        <w:t xml:space="preserve">Chatgot </w:t>
       </w:r>
       <w:r>
         <w:rPr>
@@ -1321,7 +1362,26 @@
           <w:szCs w:val="14"/>
           <w:shd w:val="clear" w:color="auto" w:fill="B7B7B7"/>
         </w:rPr>
-        <w:t>(GPT-5-Standard) at [9/4/2025]</w:t>
+        <w:t>(GPT</w:t>
+      </w:r>
+      <w:r>
+        <w:rPr>
+          <w:rFonts w:ascii="Cambria Math" w:hAnsi="Cambria Math" w:cs="Cambria Math"/>
+          <w:b/>
+          <w:sz w:val="14"/>
+          <w:szCs w:val="14"/>
+          <w:shd w:val="clear" w:color="auto" w:fill="B7B7B7"/>
+        </w:rPr>
+        <w:t>‑</w:t>
+      </w:r>
+      <w:r>
+        <w:rPr>
+          <w:b/>
+          <w:sz w:val="14"/>
+          <w:szCs w:val="14"/>
+          <w:shd w:val="clear" w:color="auto" w:fill="B7B7B7"/>
+        </w:rPr>
+        <w:t>5 Mini) at [9/4/2025]</w:t>
       </w:r>
     </w:p>
     <w:p>
@@ -1463,7 +1523,7 @@
     </w:p>
     <w:p>
       <w:r>
-        <w:pict w14:anchorId="4AE7E87E">
+        <w:pict w14:anchorId="0184153A">
           <v:rect id="_x0000_i1030" style="width:0;height:1.5pt" o:hralign="center" o:hrstd="t" o:hr="t" fillcolor="#a0a0a0" stroked="f"/>
         </w:pict>
       </w:r>
@@ -1499,21 +1559,12 @@
         </w:rPr>
         <w:t xml:space="preserve">: </w:t>
       </w:r>
-      <w:proofErr w:type="spellStart"/>
-      <w:r>
-        <w:rPr>
-          <w:b/>
-          <w:shd w:val="clear" w:color="auto" w:fill="B7B7B7"/>
-        </w:rPr>
-        <w:t>Chatgot</w:t>
-      </w:r>
-      <w:proofErr w:type="spellEnd"/>
-      <w:r>
-        <w:rPr>
-          <w:b/>
-          <w:shd w:val="clear" w:color="auto" w:fill="B7B7B7"/>
-        </w:rPr>
-        <w:t xml:space="preserve"> </w:t>
+      <w:r>
+        <w:rPr>
+          <w:b/>
+          <w:shd w:val="clear" w:color="auto" w:fill="B7B7B7"/>
+        </w:rPr>
+        <w:t xml:space="preserve">Chatgot </w:t>
       </w:r>
       <w:r>
         <w:rPr>
@@ -1522,7 +1573,26 @@
           <w:szCs w:val="14"/>
           <w:shd w:val="clear" w:color="auto" w:fill="B7B7B7"/>
         </w:rPr>
-        <w:t>(GPT-5-Standard) at [9/4/2025]</w:t>
+        <w:t>(GPT</w:t>
+      </w:r>
+      <w:r>
+        <w:rPr>
+          <w:rFonts w:ascii="Cambria Math" w:hAnsi="Cambria Math" w:cs="Cambria Math"/>
+          <w:b/>
+          <w:sz w:val="14"/>
+          <w:szCs w:val="14"/>
+          <w:shd w:val="clear" w:color="auto" w:fill="B7B7B7"/>
+        </w:rPr>
+        <w:t>‑</w:t>
+      </w:r>
+      <w:r>
+        <w:rPr>
+          <w:b/>
+          <w:sz w:val="14"/>
+          <w:szCs w:val="14"/>
+          <w:shd w:val="clear" w:color="auto" w:fill="B7B7B7"/>
+        </w:rPr>
+        <w:t>5 Mini) at [9/4/2025]</w:t>
       </w:r>
     </w:p>
     <w:p>
@@ -1651,7 +1721,7 @@
     </w:p>
     <w:p>
       <w:r>
-        <w:pict w14:anchorId="3DCEF407">
+        <w:pict w14:anchorId="432F082B">
           <v:rect id="_x0000_i1031" style="width:0;height:1.5pt" o:hralign="center" o:hrstd="t" o:hr="t" fillcolor="#a0a0a0" stroked="f"/>
         </w:pict>
       </w:r>
@@ -1687,21 +1757,12 @@
         </w:rPr>
         <w:t xml:space="preserve">: </w:t>
       </w:r>
-      <w:proofErr w:type="spellStart"/>
-      <w:r>
-        <w:rPr>
-          <w:b/>
-          <w:shd w:val="clear" w:color="auto" w:fill="B7B7B7"/>
-        </w:rPr>
-        <w:t>Chatgot</w:t>
-      </w:r>
-      <w:proofErr w:type="spellEnd"/>
-      <w:r>
-        <w:rPr>
-          <w:b/>
-          <w:shd w:val="clear" w:color="auto" w:fill="B7B7B7"/>
-        </w:rPr>
-        <w:t xml:space="preserve"> </w:t>
+      <w:r>
+        <w:rPr>
+          <w:b/>
+          <w:shd w:val="clear" w:color="auto" w:fill="B7B7B7"/>
+        </w:rPr>
+        <w:t xml:space="preserve">Chatgot </w:t>
       </w:r>
       <w:r>
         <w:rPr>
@@ -1710,7 +1771,26 @@
           <w:szCs w:val="14"/>
           <w:shd w:val="clear" w:color="auto" w:fill="B7B7B7"/>
         </w:rPr>
-        <w:t>(GPT-5-Standard) at [9/4/2025]</w:t>
+        <w:t>(GPT</w:t>
+      </w:r>
+      <w:r>
+        <w:rPr>
+          <w:rFonts w:ascii="Cambria Math" w:hAnsi="Cambria Math" w:cs="Cambria Math"/>
+          <w:b/>
+          <w:sz w:val="14"/>
+          <w:szCs w:val="14"/>
+          <w:shd w:val="clear" w:color="auto" w:fill="B7B7B7"/>
+        </w:rPr>
+        <w:t>‑</w:t>
+      </w:r>
+      <w:r>
+        <w:rPr>
+          <w:b/>
+          <w:sz w:val="14"/>
+          <w:szCs w:val="14"/>
+          <w:shd w:val="clear" w:color="auto" w:fill="B7B7B7"/>
+        </w:rPr>
+        <w:t>5 Mini) at [9/4/2025]</w:t>
       </w:r>
     </w:p>
     <w:p>
@@ -1720,7 +1800,7 @@
         </w:rPr>
         <w:lastRenderedPageBreak/>
         <w:drawing>
-          <wp:inline distT="0" distB="0" distL="0" distR="0" wp14:anchorId="7F6D4226" wp14:editId="21E0D28D">
+          <wp:inline distT="0" distB="0" distL="0" distR="0" wp14:anchorId="28C44151" wp14:editId="0C0A8B22">
             <wp:extent cx="5943600" cy="1424940"/>
             <wp:effectExtent l="0" t="0" r="0" b="3810"/>
             <wp:docPr id="1088907347" name="Picture 1"/>
@@ -1964,7 +2044,7 @@
     </w:tbl>
     <w:p>
       <w:r>
-        <w:pict w14:anchorId="47748A9B">
+        <w:pict w14:anchorId="7E593901">
           <v:rect id="_x0000_i1032" style="width:0;height:1.5pt" o:hralign="center" o:hrstd="t" o:hr="t" fillcolor="#a0a0a0" stroked="f"/>
         </w:pict>
       </w:r>
@@ -2009,21 +2089,12 @@
         </w:rPr>
         <w:t xml:space="preserve">: </w:t>
       </w:r>
-      <w:proofErr w:type="spellStart"/>
-      <w:r>
-        <w:rPr>
-          <w:b/>
-          <w:shd w:val="clear" w:color="auto" w:fill="B7B7B7"/>
-        </w:rPr>
-        <w:t>Chatgot</w:t>
-      </w:r>
-      <w:proofErr w:type="spellEnd"/>
-      <w:r>
-        <w:rPr>
-          <w:b/>
-          <w:shd w:val="clear" w:color="auto" w:fill="B7B7B7"/>
-        </w:rPr>
-        <w:t xml:space="preserve"> </w:t>
+      <w:r>
+        <w:rPr>
+          <w:b/>
+          <w:shd w:val="clear" w:color="auto" w:fill="B7B7B7"/>
+        </w:rPr>
+        <w:t xml:space="preserve">Chatgot </w:t>
       </w:r>
       <w:r>
         <w:rPr>
@@ -2032,7 +2103,26 @@
           <w:szCs w:val="14"/>
           <w:shd w:val="clear" w:color="auto" w:fill="B7B7B7"/>
         </w:rPr>
-        <w:t>(GPT-5-Standard) at [9/4/2025]</w:t>
+        <w:t>(GPT</w:t>
+      </w:r>
+      <w:r>
+        <w:rPr>
+          <w:rFonts w:ascii="Cambria Math" w:hAnsi="Cambria Math" w:cs="Cambria Math"/>
+          <w:b/>
+          <w:sz w:val="14"/>
+          <w:szCs w:val="14"/>
+          <w:shd w:val="clear" w:color="auto" w:fill="B7B7B7"/>
+        </w:rPr>
+        <w:t>‑</w:t>
+      </w:r>
+      <w:r>
+        <w:rPr>
+          <w:b/>
+          <w:sz w:val="14"/>
+          <w:szCs w:val="14"/>
+          <w:shd w:val="clear" w:color="auto" w:fill="B7B7B7"/>
+        </w:rPr>
+        <w:t>5 Mini) at [9/4/2025]</w:t>
       </w:r>
     </w:p>
     <w:p>
@@ -2047,7 +2137,7 @@
           <w:noProof/>
         </w:rPr>
         <w:drawing>
-          <wp:inline distT="0" distB="0" distL="0" distR="0" wp14:anchorId="7FE5327D" wp14:editId="192563CD">
+          <wp:inline distT="0" distB="0" distL="0" distR="0" wp14:anchorId="0B884E81" wp14:editId="0738525B">
             <wp:extent cx="5943600" cy="2111375"/>
             <wp:effectExtent l="0" t="0" r="0" b="3175"/>
             <wp:docPr id="906813119" name="Picture 1"/>
@@ -2517,7 +2607,7 @@
     </w:tbl>
     <w:p>
       <w:r>
-        <w:pict w14:anchorId="5CF642E2">
+        <w:pict w14:anchorId="3FECC96F">
           <v:rect id="_x0000_i1033" style="width:0;height:1.5pt" o:hralign="center" o:hrstd="t" o:hr="t" fillcolor="#a0a0a0" stroked="f"/>
         </w:pict>
       </w:r>
@@ -2553,21 +2643,12 @@
         </w:rPr>
         <w:t xml:space="preserve">: </w:t>
       </w:r>
-      <w:proofErr w:type="spellStart"/>
-      <w:r>
-        <w:rPr>
-          <w:b/>
-          <w:shd w:val="clear" w:color="auto" w:fill="B7B7B7"/>
-        </w:rPr>
-        <w:t>Chatgot</w:t>
-      </w:r>
-      <w:proofErr w:type="spellEnd"/>
-      <w:r>
-        <w:rPr>
-          <w:b/>
-          <w:shd w:val="clear" w:color="auto" w:fill="B7B7B7"/>
-        </w:rPr>
-        <w:t xml:space="preserve"> </w:t>
+      <w:r>
+        <w:rPr>
+          <w:b/>
+          <w:shd w:val="clear" w:color="auto" w:fill="B7B7B7"/>
+        </w:rPr>
+        <w:t xml:space="preserve">Chatgot </w:t>
       </w:r>
       <w:r>
         <w:rPr>
@@ -2576,7 +2657,26 @@
           <w:szCs w:val="14"/>
           <w:shd w:val="clear" w:color="auto" w:fill="B7B7B7"/>
         </w:rPr>
-        <w:t>(GPT-5-Standard) at [9/4/2025]</w:t>
+        <w:t>(GPT</w:t>
+      </w:r>
+      <w:r>
+        <w:rPr>
+          <w:rFonts w:ascii="Cambria Math" w:hAnsi="Cambria Math" w:cs="Cambria Math"/>
+          <w:b/>
+          <w:sz w:val="14"/>
+          <w:szCs w:val="14"/>
+          <w:shd w:val="clear" w:color="auto" w:fill="B7B7B7"/>
+        </w:rPr>
+        <w:t>‑</w:t>
+      </w:r>
+      <w:r>
+        <w:rPr>
+          <w:b/>
+          <w:sz w:val="14"/>
+          <w:szCs w:val="14"/>
+          <w:shd w:val="clear" w:color="auto" w:fill="B7B7B7"/>
+        </w:rPr>
+        <w:t>5 Mini) at [9/4/2025]</w:t>
       </w:r>
     </w:p>
     <w:p>
@@ -2683,7 +2783,7 @@
     </w:p>
     <w:p>
       <w:r>
-        <w:pict w14:anchorId="6E70CB7D">
+        <w:pict w14:anchorId="79F87AB7">
           <v:rect id="_x0000_i1034" style="width:0;height:1.5pt" o:hralign="center" o:hrstd="t" o:hr="t" fillcolor="#a0a0a0" stroked="f"/>
         </w:pict>
       </w:r>
@@ -2700,13 +2800,7 @@
         <w:rPr>
           <w:lang w:bidi="ar-EG"/>
         </w:rPr>
-        <w:t>C</w:t>
-      </w:r>
-      <w:r>
-        <w:rPr>
-          <w:lang w:bidi="ar-EG"/>
-        </w:rPr>
-        <w:t>overage</w:t>
+        <w:t>Coverage</w:t>
       </w:r>
     </w:p>
     <w:p>
@@ -2747,21 +2841,12 @@
         </w:rPr>
         <w:t xml:space="preserve">: </w:t>
       </w:r>
-      <w:proofErr w:type="spellStart"/>
-      <w:r>
-        <w:rPr>
-          <w:b/>
-          <w:shd w:val="clear" w:color="auto" w:fill="B7B7B7"/>
-        </w:rPr>
-        <w:t>Chatgot</w:t>
-      </w:r>
-      <w:proofErr w:type="spellEnd"/>
-      <w:r>
-        <w:rPr>
-          <w:b/>
-          <w:shd w:val="clear" w:color="auto" w:fill="B7B7B7"/>
-        </w:rPr>
-        <w:t xml:space="preserve"> </w:t>
+      <w:r>
+        <w:rPr>
+          <w:b/>
+          <w:shd w:val="clear" w:color="auto" w:fill="B7B7B7"/>
+        </w:rPr>
+        <w:t xml:space="preserve">Chatgot </w:t>
       </w:r>
       <w:r>
         <w:rPr>
@@ -2770,7 +2855,26 @@
           <w:szCs w:val="14"/>
           <w:shd w:val="clear" w:color="auto" w:fill="B7B7B7"/>
         </w:rPr>
-        <w:t>(GPT-5-Standard) at [9/4/2025]</w:t>
+        <w:t>(GPT</w:t>
+      </w:r>
+      <w:r>
+        <w:rPr>
+          <w:rFonts w:ascii="Cambria Math" w:hAnsi="Cambria Math" w:cs="Cambria Math"/>
+          <w:b/>
+          <w:sz w:val="14"/>
+          <w:szCs w:val="14"/>
+          <w:shd w:val="clear" w:color="auto" w:fill="B7B7B7"/>
+        </w:rPr>
+        <w:t>‑</w:t>
+      </w:r>
+      <w:r>
+        <w:rPr>
+          <w:b/>
+          <w:sz w:val="14"/>
+          <w:szCs w:val="14"/>
+          <w:shd w:val="clear" w:color="auto" w:fill="B7B7B7"/>
+        </w:rPr>
+        <w:t>5 Mini) at [9/4/2025]</w:t>
       </w:r>
     </w:p>
     <w:p>
@@ -2885,7 +2989,7 @@
         <w:rPr>
           <w:lang w:bidi="ar-EG"/>
         </w:rPr>
-        <w:pict w14:anchorId="5C077EAB">
+        <w:pict w14:anchorId="4C88C50D">
           <v:rect id="_x0000_i1035" style="width:0;height:1.5pt" o:hralign="center" o:hrstd="t" o:hr="t" fillcolor="#a0a0a0" stroked="f"/>
         </w:pict>
       </w:r>
@@ -2928,21 +3032,12 @@
         </w:rPr>
         <w:t xml:space="preserve">: </w:t>
       </w:r>
-      <w:proofErr w:type="spellStart"/>
-      <w:r>
-        <w:rPr>
-          <w:b/>
-          <w:shd w:val="clear" w:color="auto" w:fill="B7B7B7"/>
-        </w:rPr>
-        <w:t>Chatgot</w:t>
-      </w:r>
-      <w:proofErr w:type="spellEnd"/>
-      <w:r>
-        <w:rPr>
-          <w:b/>
-          <w:shd w:val="clear" w:color="auto" w:fill="B7B7B7"/>
-        </w:rPr>
-        <w:t xml:space="preserve"> </w:t>
+      <w:r>
+        <w:rPr>
+          <w:b/>
+          <w:shd w:val="clear" w:color="auto" w:fill="B7B7B7"/>
+        </w:rPr>
+        <w:t xml:space="preserve">Chatgot </w:t>
       </w:r>
       <w:r>
         <w:rPr>
@@ -2951,7 +3046,26 @@
           <w:szCs w:val="14"/>
           <w:shd w:val="clear" w:color="auto" w:fill="B7B7B7"/>
         </w:rPr>
-        <w:t>(GPT-5-Standard) at [9/4/2025]</w:t>
+        <w:t>(GPT</w:t>
+      </w:r>
+      <w:r>
+        <w:rPr>
+          <w:rFonts w:ascii="Cambria Math" w:hAnsi="Cambria Math" w:cs="Cambria Math"/>
+          <w:b/>
+          <w:sz w:val="14"/>
+          <w:szCs w:val="14"/>
+          <w:shd w:val="clear" w:color="auto" w:fill="B7B7B7"/>
+        </w:rPr>
+        <w:t>‑</w:t>
+      </w:r>
+      <w:r>
+        <w:rPr>
+          <w:b/>
+          <w:sz w:val="14"/>
+          <w:szCs w:val="14"/>
+          <w:shd w:val="clear" w:color="auto" w:fill="B7B7B7"/>
+        </w:rPr>
+        <w:t>5 Mini) at [9/4/2025]</w:t>
       </w:r>
     </w:p>
     <w:p>
@@ -2965,7 +3079,7 @@
           <w:noProof/>
         </w:rPr>
         <w:drawing>
-          <wp:inline distT="0" distB="0" distL="0" distR="0" wp14:anchorId="3415E05A" wp14:editId="1FBC80A7">
+          <wp:inline distT="0" distB="0" distL="0" distR="0" wp14:anchorId="16BC15F9" wp14:editId="48A3ABAD">
             <wp:extent cx="5943600" cy="3361690"/>
             <wp:effectExtent l="0" t="0" r="0" b="0"/>
             <wp:docPr id="1795694019" name="Picture 1"/>
@@ -3514,23 +3628,7 @@
                 <w:rFonts w:ascii="Roboto Mono" w:hAnsi="Roboto Mono"/>
                 <w:lang w:bidi="ar-EG"/>
               </w:rPr>
-              <w:t xml:space="preserve">How many </w:t>
-            </w:r>
-            <w:proofErr w:type="gramStart"/>
-            <w:r>
-              <w:rPr>
-                <w:rFonts w:ascii="Roboto Mono" w:hAnsi="Roboto Mono"/>
-                <w:lang w:bidi="ar-EG"/>
-              </w:rPr>
-              <w:t>OS</w:t>
-            </w:r>
-            <w:proofErr w:type="gramEnd"/>
-            <w:r>
-              <w:rPr>
-                <w:rFonts w:ascii="Roboto Mono" w:hAnsi="Roboto Mono"/>
-                <w:lang w:bidi="ar-EG"/>
-              </w:rPr>
-              <w:t>, browsers, or devices have been tested.</w:t>
+              <w:t>How many OS, browsers, or devices have been tested.</w:t>
             </w:r>
           </w:p>
         </w:tc>
@@ -3568,7 +3666,7 @@
         <w:rPr>
           <w:lang w:bidi="ar-EG"/>
         </w:rPr>
-        <w:pict w14:anchorId="26934A4D">
+        <w:pict w14:anchorId="35FC6641">
           <v:rect id="_x0000_i1036" style="width:0;height:1.5pt" o:hralign="center" o:hrstd="t" o:hr="t" fillcolor="#a0a0a0" stroked="f"/>
         </w:pict>
       </w:r>
@@ -3611,21 +3709,12 @@
         </w:rPr>
         <w:t xml:space="preserve">: </w:t>
       </w:r>
-      <w:proofErr w:type="spellStart"/>
-      <w:r>
-        <w:rPr>
-          <w:b/>
-          <w:shd w:val="clear" w:color="auto" w:fill="B7B7B7"/>
-        </w:rPr>
-        <w:t>Chatgot</w:t>
-      </w:r>
-      <w:proofErr w:type="spellEnd"/>
-      <w:r>
-        <w:rPr>
-          <w:b/>
-          <w:shd w:val="clear" w:color="auto" w:fill="B7B7B7"/>
-        </w:rPr>
-        <w:t xml:space="preserve"> </w:t>
+      <w:r>
+        <w:rPr>
+          <w:b/>
+          <w:shd w:val="clear" w:color="auto" w:fill="B7B7B7"/>
+        </w:rPr>
+        <w:t xml:space="preserve">Chatgot </w:t>
       </w:r>
       <w:r>
         <w:rPr>
@@ -3634,7 +3723,26 @@
           <w:szCs w:val="14"/>
           <w:shd w:val="clear" w:color="auto" w:fill="B7B7B7"/>
         </w:rPr>
-        <w:t>(GPT-5-Standard) at [9/4/2025]</w:t>
+        <w:t>(GPT</w:t>
+      </w:r>
+      <w:r>
+        <w:rPr>
+          <w:rFonts w:ascii="Cambria Math" w:hAnsi="Cambria Math" w:cs="Cambria Math"/>
+          <w:b/>
+          <w:sz w:val="14"/>
+          <w:szCs w:val="14"/>
+          <w:shd w:val="clear" w:color="auto" w:fill="B7B7B7"/>
+        </w:rPr>
+        <w:t>‑</w:t>
+      </w:r>
+      <w:r>
+        <w:rPr>
+          <w:b/>
+          <w:sz w:val="14"/>
+          <w:szCs w:val="14"/>
+          <w:shd w:val="clear" w:color="auto" w:fill="B7B7B7"/>
+        </w:rPr>
+        <w:t>5 Mini) at [9/4/2025]</w:t>
       </w:r>
     </w:p>
     <w:p>
@@ -3787,7 +3895,7 @@
         <w:rPr>
           <w:lang w:bidi="ar-EG"/>
         </w:rPr>
-        <w:pict w14:anchorId="7B964030">
+        <w:pict w14:anchorId="2EEB9FFC">
           <v:rect id="_x0000_i1037" style="width:0;height:1.5pt" o:hralign="center" o:hrstd="t" o:hr="t" fillcolor="#a0a0a0" stroked="f"/>
         </w:pict>
       </w:r>
@@ -3830,21 +3938,12 @@
         </w:rPr>
         <w:t xml:space="preserve">: </w:t>
       </w:r>
-      <w:proofErr w:type="spellStart"/>
-      <w:r>
-        <w:rPr>
-          <w:b/>
-          <w:shd w:val="clear" w:color="auto" w:fill="B7B7B7"/>
-        </w:rPr>
-        <w:t>Chatgot</w:t>
-      </w:r>
-      <w:proofErr w:type="spellEnd"/>
-      <w:r>
-        <w:rPr>
-          <w:b/>
-          <w:shd w:val="clear" w:color="auto" w:fill="B7B7B7"/>
-        </w:rPr>
-        <w:t xml:space="preserve"> </w:t>
+      <w:r>
+        <w:rPr>
+          <w:b/>
+          <w:shd w:val="clear" w:color="auto" w:fill="B7B7B7"/>
+        </w:rPr>
+        <w:t xml:space="preserve">Chatgot </w:t>
       </w:r>
       <w:r>
         <w:rPr>
@@ -3853,7 +3952,26 @@
           <w:szCs w:val="14"/>
           <w:shd w:val="clear" w:color="auto" w:fill="B7B7B7"/>
         </w:rPr>
-        <w:t>(GPT-5-Standard) at [9/4/2025]</w:t>
+        <w:t>(GPT</w:t>
+      </w:r>
+      <w:r>
+        <w:rPr>
+          <w:rFonts w:ascii="Cambria Math" w:hAnsi="Cambria Math" w:cs="Cambria Math"/>
+          <w:b/>
+          <w:sz w:val="14"/>
+          <w:szCs w:val="14"/>
+          <w:shd w:val="clear" w:color="auto" w:fill="B7B7B7"/>
+        </w:rPr>
+        <w:t>‑</w:t>
+      </w:r>
+      <w:r>
+        <w:rPr>
+          <w:b/>
+          <w:sz w:val="14"/>
+          <w:szCs w:val="14"/>
+          <w:shd w:val="clear" w:color="auto" w:fill="B7B7B7"/>
+        </w:rPr>
+        <w:t>5 Mini) at [9/4/2025]</w:t>
       </w:r>
     </w:p>
     <w:p>
@@ -3884,7 +4002,7 @@
         </w:rPr>
         <w:lastRenderedPageBreak/>
         <w:drawing>
-          <wp:inline distT="0" distB="0" distL="0" distR="0" wp14:anchorId="01810C81" wp14:editId="23125436">
+          <wp:inline distT="0" distB="0" distL="0" distR="0" wp14:anchorId="49FDEADB" wp14:editId="2D27B9B0">
             <wp:extent cx="5943600" cy="3651250"/>
             <wp:effectExtent l="0" t="0" r="0" b="6350"/>
             <wp:docPr id="2006603400" name="Picture 1"/>
@@ -4622,7 +4740,7 @@
         <w:rPr>
           <w:lang w:bidi="ar-EG"/>
         </w:rPr>
-        <w:pict w14:anchorId="4E2977EF">
+        <w:pict w14:anchorId="20654E41">
           <v:rect id="_x0000_i1038" style="width:0;height:1.5pt" o:hralign="center" o:hrstd="t" o:hr="t" fillcolor="#a0a0a0" stroked="f"/>
         </w:pict>
       </w:r>
@@ -4660,21 +4778,12 @@
         </w:rPr>
         <w:t xml:space="preserve">: </w:t>
       </w:r>
-      <w:proofErr w:type="spellStart"/>
-      <w:r>
-        <w:rPr>
-          <w:b/>
-          <w:shd w:val="clear" w:color="auto" w:fill="B7B7B7"/>
-        </w:rPr>
-        <w:t>Chatgot</w:t>
-      </w:r>
-      <w:proofErr w:type="spellEnd"/>
-      <w:r>
-        <w:rPr>
-          <w:b/>
-          <w:shd w:val="clear" w:color="auto" w:fill="B7B7B7"/>
-        </w:rPr>
-        <w:t xml:space="preserve"> </w:t>
+      <w:r>
+        <w:rPr>
+          <w:b/>
+          <w:shd w:val="clear" w:color="auto" w:fill="B7B7B7"/>
+        </w:rPr>
+        <w:t xml:space="preserve">Chatgot </w:t>
       </w:r>
       <w:r>
         <w:rPr>
@@ -4683,7 +4792,26 @@
           <w:szCs w:val="14"/>
           <w:shd w:val="clear" w:color="auto" w:fill="B7B7B7"/>
         </w:rPr>
-        <w:t>(GPT-5-Standard) at [9/4/2025]</w:t>
+        <w:t>(GPT</w:t>
+      </w:r>
+      <w:r>
+        <w:rPr>
+          <w:rFonts w:ascii="Cambria Math" w:hAnsi="Cambria Math" w:cs="Cambria Math"/>
+          <w:b/>
+          <w:sz w:val="14"/>
+          <w:szCs w:val="14"/>
+          <w:shd w:val="clear" w:color="auto" w:fill="B7B7B7"/>
+        </w:rPr>
+        <w:t>‑</w:t>
+      </w:r>
+      <w:r>
+        <w:rPr>
+          <w:b/>
+          <w:sz w:val="14"/>
+          <w:szCs w:val="14"/>
+          <w:shd w:val="clear" w:color="auto" w:fill="B7B7B7"/>
+        </w:rPr>
+        <w:t>5 Mini) at [9/4/2025]</w:t>
       </w:r>
       <w:r>
         <w:rPr>
@@ -4736,7 +4864,7 @@
         <w:rPr>
           <w:lang w:bidi="ar-EG"/>
         </w:rPr>
-        <w:pict w14:anchorId="48FED207">
+        <w:pict w14:anchorId="6977E6EE">
           <v:rect id="_x0000_i1039" style="width:0;height:1.5pt" o:hralign="center" o:hrstd="t" o:hr="t" fillcolor="#a0a0a0" stroked="f"/>
         </w:pict>
       </w:r>
@@ -4781,21 +4909,12 @@
         </w:rPr>
         <w:t xml:space="preserve">: </w:t>
       </w:r>
-      <w:proofErr w:type="spellStart"/>
-      <w:r>
-        <w:rPr>
-          <w:b/>
-          <w:shd w:val="clear" w:color="auto" w:fill="B7B7B7"/>
-        </w:rPr>
-        <w:t>Chatgot</w:t>
-      </w:r>
-      <w:proofErr w:type="spellEnd"/>
-      <w:r>
-        <w:rPr>
-          <w:b/>
-          <w:shd w:val="clear" w:color="auto" w:fill="B7B7B7"/>
-        </w:rPr>
-        <w:t xml:space="preserve"> </w:t>
+      <w:r>
+        <w:rPr>
+          <w:b/>
+          <w:shd w:val="clear" w:color="auto" w:fill="B7B7B7"/>
+        </w:rPr>
+        <w:t xml:space="preserve">Chatgot </w:t>
       </w:r>
       <w:r>
         <w:rPr>
@@ -4804,7 +4923,26 @@
           <w:szCs w:val="14"/>
           <w:shd w:val="clear" w:color="auto" w:fill="B7B7B7"/>
         </w:rPr>
-        <w:t>(GPT-5-Standard) at [9/4/2025]</w:t>
+        <w:t>(GPT</w:t>
+      </w:r>
+      <w:r>
+        <w:rPr>
+          <w:rFonts w:ascii="Cambria Math" w:hAnsi="Cambria Math" w:cs="Cambria Math"/>
+          <w:b/>
+          <w:sz w:val="14"/>
+          <w:szCs w:val="14"/>
+          <w:shd w:val="clear" w:color="auto" w:fill="B7B7B7"/>
+        </w:rPr>
+        <w:t>‑</w:t>
+      </w:r>
+      <w:r>
+        <w:rPr>
+          <w:b/>
+          <w:sz w:val="14"/>
+          <w:szCs w:val="14"/>
+          <w:shd w:val="clear" w:color="auto" w:fill="B7B7B7"/>
+        </w:rPr>
+        <w:t>5 Mini) at [9/4/2025]</w:t>
       </w:r>
     </w:p>
     <w:p>
@@ -4918,7 +5056,7 @@
         <w:rPr>
           <w:lang w:bidi="ar-EG"/>
         </w:rPr>
-        <w:pict w14:anchorId="72CC3B18">
+        <w:pict w14:anchorId="37E33811">
           <v:rect id="_x0000_i1040" style="width:0;height:1.5pt" o:hralign="center" o:hrstd="t" o:hr="t" fillcolor="#a0a0a0" stroked="f"/>
         </w:pict>
       </w:r>
@@ -4963,21 +5101,12 @@
         </w:rPr>
         <w:t xml:space="preserve">: </w:t>
       </w:r>
-      <w:proofErr w:type="spellStart"/>
-      <w:r>
-        <w:rPr>
-          <w:b/>
-          <w:shd w:val="clear" w:color="auto" w:fill="B7B7B7"/>
-        </w:rPr>
-        <w:t>Chatgot</w:t>
-      </w:r>
-      <w:proofErr w:type="spellEnd"/>
-      <w:r>
-        <w:rPr>
-          <w:b/>
-          <w:shd w:val="clear" w:color="auto" w:fill="B7B7B7"/>
-        </w:rPr>
-        <w:t xml:space="preserve"> </w:t>
+      <w:r>
+        <w:rPr>
+          <w:b/>
+          <w:shd w:val="clear" w:color="auto" w:fill="B7B7B7"/>
+        </w:rPr>
+        <w:t xml:space="preserve">Chatgot </w:t>
       </w:r>
       <w:r>
         <w:rPr>
@@ -4986,7 +5115,26 @@
           <w:szCs w:val="14"/>
           <w:shd w:val="clear" w:color="auto" w:fill="B7B7B7"/>
         </w:rPr>
-        <w:t>(GPT-5-Standard) at [9/4/2025]</w:t>
+        <w:t>(GPT</w:t>
+      </w:r>
+      <w:r>
+        <w:rPr>
+          <w:rFonts w:ascii="Cambria Math" w:hAnsi="Cambria Math" w:cs="Cambria Math"/>
+          <w:b/>
+          <w:sz w:val="14"/>
+          <w:szCs w:val="14"/>
+          <w:shd w:val="clear" w:color="auto" w:fill="B7B7B7"/>
+        </w:rPr>
+        <w:t>‑</w:t>
+      </w:r>
+      <w:r>
+        <w:rPr>
+          <w:b/>
+          <w:sz w:val="14"/>
+          <w:szCs w:val="14"/>
+          <w:shd w:val="clear" w:color="auto" w:fill="B7B7B7"/>
+        </w:rPr>
+        <w:t>5 Mini) at [9/4/2025]</w:t>
       </w:r>
     </w:p>
     <w:p>
@@ -5269,7 +5417,7 @@
         <w:rPr>
           <w:lang w:bidi="ar-EG"/>
         </w:rPr>
-        <w:pict w14:anchorId="2003FEC8">
+        <w:pict w14:anchorId="22EAA477">
           <v:rect id="_x0000_i1041" style="width:0;height:1.5pt" o:hralign="center" o:hrstd="t" o:hr="t" fillcolor="#a0a0a0" stroked="f"/>
         </w:pict>
       </w:r>
@@ -5314,21 +5462,12 @@
         </w:rPr>
         <w:t xml:space="preserve">: </w:t>
       </w:r>
-      <w:proofErr w:type="spellStart"/>
-      <w:r>
-        <w:rPr>
-          <w:b/>
-          <w:shd w:val="clear" w:color="auto" w:fill="B7B7B7"/>
-        </w:rPr>
-        <w:t>Chatgot</w:t>
-      </w:r>
-      <w:proofErr w:type="spellEnd"/>
-      <w:r>
-        <w:rPr>
-          <w:b/>
-          <w:shd w:val="clear" w:color="auto" w:fill="B7B7B7"/>
-        </w:rPr>
-        <w:t xml:space="preserve"> </w:t>
+      <w:r>
+        <w:rPr>
+          <w:b/>
+          <w:shd w:val="clear" w:color="auto" w:fill="B7B7B7"/>
+        </w:rPr>
+        <w:t xml:space="preserve">Chatgot </w:t>
       </w:r>
       <w:r>
         <w:rPr>
@@ -5337,7 +5476,26 @@
           <w:szCs w:val="14"/>
           <w:shd w:val="clear" w:color="auto" w:fill="B7B7B7"/>
         </w:rPr>
-        <w:t>(GPT-5-Standard) at [9/4/2025]</w:t>
+        <w:t>(GPT</w:t>
+      </w:r>
+      <w:r>
+        <w:rPr>
+          <w:rFonts w:ascii="Cambria Math" w:hAnsi="Cambria Math" w:cs="Cambria Math"/>
+          <w:b/>
+          <w:sz w:val="14"/>
+          <w:szCs w:val="14"/>
+          <w:shd w:val="clear" w:color="auto" w:fill="B7B7B7"/>
+        </w:rPr>
+        <w:t>‑</w:t>
+      </w:r>
+      <w:r>
+        <w:rPr>
+          <w:b/>
+          <w:sz w:val="14"/>
+          <w:szCs w:val="14"/>
+          <w:shd w:val="clear" w:color="auto" w:fill="B7B7B7"/>
+        </w:rPr>
+        <w:t>5 Mini) at [9/4/2025]</w:t>
       </w:r>
       <w:r>
         <w:rPr>
@@ -5350,7 +5508,7 @@
           <w:noProof/>
         </w:rPr>
         <w:drawing>
-          <wp:inline distT="0" distB="0" distL="0" distR="0" wp14:anchorId="57F6A3A6" wp14:editId="47198A31">
+          <wp:inline distT="0" distB="0" distL="0" distR="0" wp14:anchorId="680B5E84" wp14:editId="1735D608">
             <wp:extent cx="5943600" cy="1941830"/>
             <wp:effectExtent l="0" t="0" r="0" b="1270"/>
             <wp:docPr id="831982286" name="Picture 1"/>
@@ -5716,7 +5874,7 @@
         <w:rPr>
           <w:lang w:bidi="ar-EG"/>
         </w:rPr>
-        <w:pict w14:anchorId="54520A42">
+        <w:pict w14:anchorId="1EB43D3A">
           <v:rect id="_x0000_i1042" style="width:0;height:1.5pt" o:hralign="center" o:hrstd="t" o:hr="t" fillcolor="#a0a0a0" stroked="f"/>
         </w:pict>
       </w:r>
@@ -5762,21 +5920,12 @@
         </w:rPr>
         <w:t xml:space="preserve">: </w:t>
       </w:r>
-      <w:proofErr w:type="spellStart"/>
-      <w:r>
-        <w:rPr>
-          <w:b/>
-          <w:shd w:val="clear" w:color="auto" w:fill="B7B7B7"/>
-        </w:rPr>
-        <w:t>Chatgot</w:t>
-      </w:r>
-      <w:proofErr w:type="spellEnd"/>
-      <w:r>
-        <w:rPr>
-          <w:b/>
-          <w:shd w:val="clear" w:color="auto" w:fill="B7B7B7"/>
-        </w:rPr>
-        <w:t xml:space="preserve"> </w:t>
+      <w:r>
+        <w:rPr>
+          <w:b/>
+          <w:shd w:val="clear" w:color="auto" w:fill="B7B7B7"/>
+        </w:rPr>
+        <w:t xml:space="preserve">Chatgot </w:t>
       </w:r>
       <w:r>
         <w:rPr>
@@ -5785,7 +5934,26 @@
           <w:szCs w:val="14"/>
           <w:shd w:val="clear" w:color="auto" w:fill="B7B7B7"/>
         </w:rPr>
-        <w:t>(GPT-5-Standard) at [9/4/2025]</w:t>
+        <w:t>(GPT</w:t>
+      </w:r>
+      <w:r>
+        <w:rPr>
+          <w:rFonts w:ascii="Cambria Math" w:hAnsi="Cambria Math" w:cs="Cambria Math"/>
+          <w:b/>
+          <w:sz w:val="14"/>
+          <w:szCs w:val="14"/>
+          <w:shd w:val="clear" w:color="auto" w:fill="B7B7B7"/>
+        </w:rPr>
+        <w:t>‑</w:t>
+      </w:r>
+      <w:r>
+        <w:rPr>
+          <w:b/>
+          <w:sz w:val="14"/>
+          <w:szCs w:val="14"/>
+          <w:shd w:val="clear" w:color="auto" w:fill="B7B7B7"/>
+        </w:rPr>
+        <w:t>5 Mini) at [9/4/2025]</w:t>
       </w:r>
     </w:p>
     <w:p>
@@ -6043,7 +6211,7 @@
         <w:rPr>
           <w:lang w:bidi="ar-EG"/>
         </w:rPr>
-        <w:pict w14:anchorId="6A606A61">
+        <w:pict w14:anchorId="039DA54D">
           <v:rect id="_x0000_i1043" style="width:0;height:1.5pt" o:hralign="center" o:hrstd="t" o:hr="t" fillcolor="#a0a0a0" stroked="f"/>
         </w:pict>
       </w:r>
@@ -6089,21 +6257,12 @@
         </w:rPr>
         <w:t xml:space="preserve">: </w:t>
       </w:r>
-      <w:proofErr w:type="spellStart"/>
-      <w:r>
-        <w:rPr>
-          <w:b/>
-          <w:shd w:val="clear" w:color="auto" w:fill="B7B7B7"/>
-        </w:rPr>
-        <w:t>Chatgot</w:t>
-      </w:r>
-      <w:proofErr w:type="spellEnd"/>
-      <w:r>
-        <w:rPr>
-          <w:b/>
-          <w:shd w:val="clear" w:color="auto" w:fill="B7B7B7"/>
-        </w:rPr>
-        <w:t xml:space="preserve"> </w:t>
+      <w:r>
+        <w:rPr>
+          <w:b/>
+          <w:shd w:val="clear" w:color="auto" w:fill="B7B7B7"/>
+        </w:rPr>
+        <w:t xml:space="preserve">Chatgot </w:t>
       </w:r>
       <w:r>
         <w:rPr>
@@ -6112,7 +6271,26 @@
           <w:szCs w:val="14"/>
           <w:shd w:val="clear" w:color="auto" w:fill="B7B7B7"/>
         </w:rPr>
-        <w:t>(GPT-5-Standard) at [9/4/2025]</w:t>
+        <w:t>(GPT</w:t>
+      </w:r>
+      <w:r>
+        <w:rPr>
+          <w:rFonts w:ascii="Cambria Math" w:hAnsi="Cambria Math" w:cs="Cambria Math"/>
+          <w:b/>
+          <w:sz w:val="14"/>
+          <w:szCs w:val="14"/>
+          <w:shd w:val="clear" w:color="auto" w:fill="B7B7B7"/>
+        </w:rPr>
+        <w:t>‑</w:t>
+      </w:r>
+      <w:r>
+        <w:rPr>
+          <w:b/>
+          <w:sz w:val="14"/>
+          <w:szCs w:val="14"/>
+          <w:shd w:val="clear" w:color="auto" w:fill="B7B7B7"/>
+        </w:rPr>
+        <w:t>5 Mini) at [9/4/2025]</w:t>
       </w:r>
       <w:r>
         <w:rPr>
@@ -6186,7 +6364,7 @@
         <w:rPr>
           <w:lang w:bidi="ar-EG"/>
         </w:rPr>
-        <w:pict w14:anchorId="0FDDF45E">
+        <w:pict w14:anchorId="51DB3C89">
           <v:rect id="_x0000_i1044" style="width:0;height:1.5pt" o:hralign="center" o:hrstd="t" o:hr="t" fillcolor="#a0a0a0" stroked="f"/>
         </w:pict>
       </w:r>
@@ -6232,21 +6410,12 @@
         </w:rPr>
         <w:t xml:space="preserve">: </w:t>
       </w:r>
-      <w:proofErr w:type="spellStart"/>
-      <w:r>
-        <w:rPr>
-          <w:b/>
-          <w:shd w:val="clear" w:color="auto" w:fill="B7B7B7"/>
-        </w:rPr>
-        <w:t>Chatgot</w:t>
-      </w:r>
-      <w:proofErr w:type="spellEnd"/>
-      <w:r>
-        <w:rPr>
-          <w:b/>
-          <w:shd w:val="clear" w:color="auto" w:fill="B7B7B7"/>
-        </w:rPr>
-        <w:t xml:space="preserve"> </w:t>
+      <w:r>
+        <w:rPr>
+          <w:b/>
+          <w:shd w:val="clear" w:color="auto" w:fill="B7B7B7"/>
+        </w:rPr>
+        <w:t xml:space="preserve">Chatgot </w:t>
       </w:r>
       <w:r>
         <w:rPr>
@@ -6255,7 +6424,26 @@
           <w:szCs w:val="14"/>
           <w:shd w:val="clear" w:color="auto" w:fill="B7B7B7"/>
         </w:rPr>
-        <w:t>(GPT-5-Standard) at [9/4/2025]</w:t>
+        <w:t>(GPT</w:t>
+      </w:r>
+      <w:r>
+        <w:rPr>
+          <w:rFonts w:ascii="Cambria Math" w:hAnsi="Cambria Math" w:cs="Cambria Math"/>
+          <w:b/>
+          <w:sz w:val="14"/>
+          <w:szCs w:val="14"/>
+          <w:shd w:val="clear" w:color="auto" w:fill="B7B7B7"/>
+        </w:rPr>
+        <w:t>‑</w:t>
+      </w:r>
+      <w:r>
+        <w:rPr>
+          <w:b/>
+          <w:sz w:val="14"/>
+          <w:szCs w:val="14"/>
+          <w:shd w:val="clear" w:color="auto" w:fill="B7B7B7"/>
+        </w:rPr>
+        <w:t>5 Mini) at [9/4/2025]</w:t>
       </w:r>
       <w:r>
         <w:rPr>
@@ -6313,7 +6501,7 @@
         <w:rPr>
           <w:lang w:bidi="ar-EG"/>
         </w:rPr>
-        <w:pict w14:anchorId="27EAE777">
+        <w:pict w14:anchorId="62AE2B22">
           <v:rect id="_x0000_i1045" style="width:0;height:1.5pt" o:hralign="center" o:hrstd="t" o:hr="t" fillcolor="#a0a0a0" stroked="f"/>
         </w:pict>
       </w:r>
@@ -6370,21 +6558,12 @@
         </w:rPr>
         <w:t xml:space="preserve">: </w:t>
       </w:r>
-      <w:proofErr w:type="spellStart"/>
-      <w:r>
-        <w:rPr>
-          <w:b/>
-          <w:shd w:val="clear" w:color="auto" w:fill="B7B7B7"/>
-        </w:rPr>
-        <w:t>Chatgot</w:t>
-      </w:r>
-      <w:proofErr w:type="spellEnd"/>
-      <w:r>
-        <w:rPr>
-          <w:b/>
-          <w:shd w:val="clear" w:color="auto" w:fill="B7B7B7"/>
-        </w:rPr>
-        <w:t xml:space="preserve"> </w:t>
+      <w:r>
+        <w:rPr>
+          <w:b/>
+          <w:shd w:val="clear" w:color="auto" w:fill="B7B7B7"/>
+        </w:rPr>
+        <w:t xml:space="preserve">Chatgot </w:t>
       </w:r>
       <w:r>
         <w:rPr>
@@ -6393,7 +6572,26 @@
           <w:szCs w:val="14"/>
           <w:shd w:val="clear" w:color="auto" w:fill="B7B7B7"/>
         </w:rPr>
-        <w:t>(GPT-5-Standard) at [9/4/2025]</w:t>
+        <w:t>(GPT</w:t>
+      </w:r>
+      <w:r>
+        <w:rPr>
+          <w:rFonts w:ascii="Cambria Math" w:hAnsi="Cambria Math" w:cs="Cambria Math"/>
+          <w:b/>
+          <w:sz w:val="14"/>
+          <w:szCs w:val="14"/>
+          <w:shd w:val="clear" w:color="auto" w:fill="B7B7B7"/>
+        </w:rPr>
+        <w:t>‑</w:t>
+      </w:r>
+      <w:r>
+        <w:rPr>
+          <w:b/>
+          <w:sz w:val="14"/>
+          <w:szCs w:val="14"/>
+          <w:shd w:val="clear" w:color="auto" w:fill="B7B7B7"/>
+        </w:rPr>
+        <w:t>5 Mini) at [9/4/2025]</w:t>
       </w:r>
     </w:p>
     <w:p>
@@ -6458,9 +6656,23 @@
           <w:bCs/>
           <w:lang w:bidi="ar-EG"/>
         </w:rPr>
-        <w:t>everything a tester uses or produces to test software is “</w:t>
-      </w:r>
-      <w:proofErr w:type="spellStart"/>
+        <w:t>everything a tester uses or produces to test software is “testware.”</w:t>
+      </w:r>
+    </w:p>
+    <w:p>
+      <w:pPr>
+        <w:rPr>
+          <w:rFonts w:ascii="Roboto Mono" w:hAnsi="Roboto Mono"/>
+          <w:lang w:bidi="ar-EG"/>
+        </w:rPr>
+      </w:pPr>
+      <w:r>
+        <w:rPr>
+          <w:rFonts w:ascii="Roboto Mono" w:hAnsi="Roboto Mono"/>
+          <w:lang w:bidi="ar-EG"/>
+        </w:rPr>
+        <w:t xml:space="preserve">It’s like the </w:t>
+      </w:r>
       <w:r>
         <w:rPr>
           <w:rFonts w:ascii="Roboto Mono" w:hAnsi="Roboto Mono"/>
@@ -6468,40 +6680,6 @@
           <w:bCs/>
           <w:lang w:bidi="ar-EG"/>
         </w:rPr>
-        <w:t>testware</w:t>
-      </w:r>
-      <w:proofErr w:type="spellEnd"/>
-      <w:r>
-        <w:rPr>
-          <w:rFonts w:ascii="Roboto Mono" w:hAnsi="Roboto Mono"/>
-          <w:b/>
-          <w:bCs/>
-          <w:lang w:bidi="ar-EG"/>
-        </w:rPr>
-        <w:t>.”</w:t>
-      </w:r>
-    </w:p>
-    <w:p>
-      <w:pPr>
-        <w:rPr>
-          <w:rFonts w:ascii="Roboto Mono" w:hAnsi="Roboto Mono"/>
-          <w:lang w:bidi="ar-EG"/>
-        </w:rPr>
-      </w:pPr>
-      <w:r>
-        <w:rPr>
-          <w:rFonts w:ascii="Roboto Mono" w:hAnsi="Roboto Mono"/>
-          <w:lang w:bidi="ar-EG"/>
-        </w:rPr>
-        <w:t xml:space="preserve">It’s like the </w:t>
-      </w:r>
-      <w:r>
-        <w:rPr>
-          <w:rFonts w:ascii="Roboto Mono" w:hAnsi="Roboto Mono"/>
-          <w:b/>
-          <w:bCs/>
-          <w:lang w:bidi="ar-EG"/>
-        </w:rPr>
         <w:t>toolbox and instructions</w:t>
       </w:r>
       <w:r>
@@ -6522,7 +6700,7 @@
         <w:rPr>
           <w:lang w:bidi="ar-EG"/>
         </w:rPr>
-        <w:pict w14:anchorId="2DF4B634">
+        <w:pict w14:anchorId="4EB9AF9C">
           <v:rect id="_x0000_i1046" style="width:0;height:1.5pt" o:hralign="center" o:hrstd="t" o:hr="t" fillcolor="#a0a0a0" stroked="f"/>
         </w:pict>
       </w:r>
@@ -6565,21 +6743,12 @@
         </w:rPr>
         <w:t xml:space="preserve">: </w:t>
       </w:r>
-      <w:proofErr w:type="spellStart"/>
-      <w:r>
-        <w:rPr>
-          <w:b/>
-          <w:shd w:val="clear" w:color="auto" w:fill="B7B7B7"/>
-        </w:rPr>
-        <w:t>Chatgot</w:t>
-      </w:r>
-      <w:proofErr w:type="spellEnd"/>
-      <w:r>
-        <w:rPr>
-          <w:b/>
-          <w:shd w:val="clear" w:color="auto" w:fill="B7B7B7"/>
-        </w:rPr>
-        <w:t xml:space="preserve"> </w:t>
+      <w:r>
+        <w:rPr>
+          <w:b/>
+          <w:shd w:val="clear" w:color="auto" w:fill="B7B7B7"/>
+        </w:rPr>
+        <w:t xml:space="preserve">Chatgot </w:t>
       </w:r>
       <w:r>
         <w:rPr>
@@ -6588,7 +6757,26 @@
           <w:szCs w:val="14"/>
           <w:shd w:val="clear" w:color="auto" w:fill="B7B7B7"/>
         </w:rPr>
-        <w:t>(GPT-5-Standard) at [9/4/2025]</w:t>
+        <w:t>(GPT</w:t>
+      </w:r>
+      <w:r>
+        <w:rPr>
+          <w:rFonts w:ascii="Cambria Math" w:hAnsi="Cambria Math" w:cs="Cambria Math"/>
+          <w:b/>
+          <w:sz w:val="14"/>
+          <w:szCs w:val="14"/>
+          <w:shd w:val="clear" w:color="auto" w:fill="B7B7B7"/>
+        </w:rPr>
+        <w:t>‑</w:t>
+      </w:r>
+      <w:r>
+        <w:rPr>
+          <w:b/>
+          <w:sz w:val="14"/>
+          <w:szCs w:val="14"/>
+          <w:shd w:val="clear" w:color="auto" w:fill="B7B7B7"/>
+        </w:rPr>
+        <w:t>5 Mini) at [9/4/2025]</w:t>
       </w:r>
     </w:p>
     <w:p>
@@ -6861,7 +7049,7 @@
           <w:lang w:bidi="ar-EG"/>
         </w:rPr>
         <w:lastRenderedPageBreak/>
-        <w:pict w14:anchorId="1FFEBC10">
+        <w:pict w14:anchorId="4492E1F7">
           <v:rect id="_x0000_i1047" style="width:0;height:1.5pt" o:hralign="center" o:hrstd="t" o:hr="t" fillcolor="#a0a0a0" stroked="f"/>
         </w:pict>
       </w:r>
@@ -6904,21 +7092,12 @@
         </w:rPr>
         <w:t xml:space="preserve">: </w:t>
       </w:r>
-      <w:proofErr w:type="spellStart"/>
-      <w:r>
-        <w:rPr>
-          <w:b/>
-          <w:shd w:val="clear" w:color="auto" w:fill="B7B7B7"/>
-        </w:rPr>
-        <w:t>Chatgot</w:t>
-      </w:r>
-      <w:proofErr w:type="spellEnd"/>
-      <w:r>
-        <w:rPr>
-          <w:b/>
-          <w:shd w:val="clear" w:color="auto" w:fill="B7B7B7"/>
-        </w:rPr>
-        <w:t xml:space="preserve"> </w:t>
+      <w:r>
+        <w:rPr>
+          <w:b/>
+          <w:shd w:val="clear" w:color="auto" w:fill="B7B7B7"/>
+        </w:rPr>
+        <w:t xml:space="preserve">Chatgot </w:t>
       </w:r>
       <w:r>
         <w:rPr>
@@ -6927,7 +7106,26 @@
           <w:szCs w:val="14"/>
           <w:shd w:val="clear" w:color="auto" w:fill="B7B7B7"/>
         </w:rPr>
-        <w:t>(GPT-5-Standard) at [9/4/2025]</w:t>
+        <w:t>(GPT</w:t>
+      </w:r>
+      <w:r>
+        <w:rPr>
+          <w:rFonts w:ascii="Cambria Math" w:hAnsi="Cambria Math" w:cs="Cambria Math"/>
+          <w:b/>
+          <w:sz w:val="14"/>
+          <w:szCs w:val="14"/>
+          <w:shd w:val="clear" w:color="auto" w:fill="B7B7B7"/>
+        </w:rPr>
+        <w:t>‑</w:t>
+      </w:r>
+      <w:r>
+        <w:rPr>
+          <w:b/>
+          <w:sz w:val="14"/>
+          <w:szCs w:val="14"/>
+          <w:shd w:val="clear" w:color="auto" w:fill="B7B7B7"/>
+        </w:rPr>
+        <w:t>5 Mini) at [9/4/2025]</w:t>
       </w:r>
     </w:p>
     <w:p>
@@ -6958,23 +7156,7 @@
           <w:rFonts w:ascii="Roboto Mono" w:hAnsi="Roboto Mono"/>
           <w:lang w:bidi="ar-EG"/>
         </w:rPr>
-        <w:t xml:space="preserve">, the </w:t>
-      </w:r>
-      <w:proofErr w:type="spellStart"/>
-      <w:r>
-        <w:rPr>
-          <w:rFonts w:ascii="Roboto Mono" w:hAnsi="Roboto Mono"/>
-          <w:lang w:bidi="ar-EG"/>
-        </w:rPr>
-        <w:t>testware</w:t>
-      </w:r>
-      <w:proofErr w:type="spellEnd"/>
-      <w:r>
-        <w:rPr>
-          <w:rFonts w:ascii="Roboto Mono" w:hAnsi="Roboto Mono"/>
-          <w:lang w:bidi="ar-EG"/>
-        </w:rPr>
-        <w:t xml:space="preserve"> could include:</w:t>
+        <w:t>, the testware could include:</w:t>
       </w:r>
     </w:p>
     <w:p>
@@ -7082,7 +7264,7 @@
         <w:rPr>
           <w:lang w:bidi="ar-EG"/>
         </w:rPr>
-        <w:pict w14:anchorId="0A817D1E">
+        <w:pict w14:anchorId="51F3A8F4">
           <v:rect id="_x0000_i1048" style="width:0;height:1.5pt" o:hralign="center" o:hrstd="t" o:hr="t" fillcolor="#a0a0a0" stroked="f"/>
         </w:pict>
       </w:r>
@@ -7125,21 +7307,12 @@
         </w:rPr>
         <w:t xml:space="preserve">: </w:t>
       </w:r>
-      <w:proofErr w:type="spellStart"/>
-      <w:r>
-        <w:rPr>
-          <w:b/>
-          <w:shd w:val="clear" w:color="auto" w:fill="B7B7B7"/>
-        </w:rPr>
-        <w:t>Chatgot</w:t>
-      </w:r>
-      <w:proofErr w:type="spellEnd"/>
-      <w:r>
-        <w:rPr>
-          <w:b/>
-          <w:shd w:val="clear" w:color="auto" w:fill="B7B7B7"/>
-        </w:rPr>
-        <w:t xml:space="preserve"> </w:t>
+      <w:r>
+        <w:rPr>
+          <w:b/>
+          <w:shd w:val="clear" w:color="auto" w:fill="B7B7B7"/>
+        </w:rPr>
+        <w:t xml:space="preserve">Chatgot </w:t>
       </w:r>
       <w:r>
         <w:rPr>
@@ -7148,7 +7321,26 @@
           <w:szCs w:val="14"/>
           <w:shd w:val="clear" w:color="auto" w:fill="B7B7B7"/>
         </w:rPr>
-        <w:t>(GPT-5-Standard) at [9/4/2025]</w:t>
+        <w:t>(GPT</w:t>
+      </w:r>
+      <w:r>
+        <w:rPr>
+          <w:rFonts w:ascii="Cambria Math" w:hAnsi="Cambria Math" w:cs="Cambria Math"/>
+          <w:b/>
+          <w:sz w:val="14"/>
+          <w:szCs w:val="14"/>
+          <w:shd w:val="clear" w:color="auto" w:fill="B7B7B7"/>
+        </w:rPr>
+        <w:t>‑</w:t>
+      </w:r>
+      <w:r>
+        <w:rPr>
+          <w:b/>
+          <w:sz w:val="14"/>
+          <w:szCs w:val="14"/>
+          <w:shd w:val="clear" w:color="auto" w:fill="B7B7B7"/>
+        </w:rPr>
+        <w:t>5 Mini) at [9/4/2025]</w:t>
       </w:r>
     </w:p>
     <w:p>
@@ -7196,21 +7388,7 @@
         <w:rPr>
           <w:lang w:bidi="ar-EG"/>
         </w:rPr>
-        <w:t xml:space="preserve">Proper management of </w:t>
-      </w:r>
-      <w:proofErr w:type="spellStart"/>
-      <w:r>
-        <w:rPr>
-          <w:lang w:bidi="ar-EG"/>
-        </w:rPr>
-        <w:t>testware</w:t>
-      </w:r>
-      <w:proofErr w:type="spellEnd"/>
-      <w:r>
-        <w:rPr>
-          <w:lang w:bidi="ar-EG"/>
-        </w:rPr>
-        <w:t xml:space="preserve"> ensures </w:t>
+        <w:t xml:space="preserve">Proper management of testware ensures </w:t>
       </w:r>
       <w:r>
         <w:rPr>
@@ -7268,7 +7446,7 @@
         <w:rPr>
           <w:lang w:bidi="ar-EG"/>
         </w:rPr>
-        <w:pict w14:anchorId="24A9B06E">
+        <w:pict w14:anchorId="0BA58BE2">
           <v:rect id="_x0000_i1049" style="width:0;height:1.5pt" o:hralign="center" o:hrstd="t" o:hr="t" fillcolor="#a0a0a0" stroked="f"/>
         </w:pict>
       </w:r>
@@ -7316,21 +7494,12 @@
         </w:rPr>
         <w:t xml:space="preserve">: </w:t>
       </w:r>
-      <w:proofErr w:type="spellStart"/>
-      <w:r>
-        <w:rPr>
-          <w:b/>
-          <w:shd w:val="clear" w:color="auto" w:fill="B7B7B7"/>
-        </w:rPr>
-        <w:t>Chatgot</w:t>
-      </w:r>
-      <w:proofErr w:type="spellEnd"/>
-      <w:r>
-        <w:rPr>
-          <w:b/>
-          <w:shd w:val="clear" w:color="auto" w:fill="B7B7B7"/>
-        </w:rPr>
-        <w:t xml:space="preserve"> </w:t>
+      <w:r>
+        <w:rPr>
+          <w:b/>
+          <w:shd w:val="clear" w:color="auto" w:fill="B7B7B7"/>
+        </w:rPr>
+        <w:t xml:space="preserve">Chatgot </w:t>
       </w:r>
       <w:r>
         <w:rPr>
@@ -7339,7 +7508,26 @@
           <w:szCs w:val="14"/>
           <w:shd w:val="clear" w:color="auto" w:fill="B7B7B7"/>
         </w:rPr>
-        <w:t>(GPT-5-Standard) at [9/4/2025]</w:t>
+        <w:t>(GPT</w:t>
+      </w:r>
+      <w:r>
+        <w:rPr>
+          <w:rFonts w:ascii="Cambria Math" w:hAnsi="Cambria Math" w:cs="Cambria Math"/>
+          <w:b/>
+          <w:sz w:val="14"/>
+          <w:szCs w:val="14"/>
+          <w:shd w:val="clear" w:color="auto" w:fill="B7B7B7"/>
+        </w:rPr>
+        <w:t>‑</w:t>
+      </w:r>
+      <w:r>
+        <w:rPr>
+          <w:b/>
+          <w:sz w:val="14"/>
+          <w:szCs w:val="14"/>
+          <w:shd w:val="clear" w:color="auto" w:fill="B7B7B7"/>
+        </w:rPr>
+        <w:t>5 Mini) at [9/4/2025]</w:t>
       </w:r>
     </w:p>
     <w:p>
@@ -7356,7 +7544,6 @@
         </w:rPr>
         <w:t xml:space="preserve">Absolutely! Let’s break down </w:t>
       </w:r>
-      <w:proofErr w:type="spellStart"/>
       <w:r>
         <w:rPr>
           <w:rFonts w:ascii="Roboto Mono" w:hAnsi="Roboto Mono"/>
@@ -7364,17 +7551,7 @@
           <w:bCs/>
           <w:lang w:bidi="ar-EG"/>
         </w:rPr>
-        <w:t>testware</w:t>
-      </w:r>
-      <w:proofErr w:type="spellEnd"/>
-      <w:r>
-        <w:rPr>
-          <w:rFonts w:ascii="Roboto Mono" w:hAnsi="Roboto Mono"/>
-          <w:b/>
-          <w:bCs/>
-          <w:lang w:bidi="ar-EG"/>
-        </w:rPr>
-        <w:t xml:space="preserve"> for each test activity</w:t>
+        <w:t>testware for each test activity</w:t>
       </w:r>
       <w:r>
         <w:rPr>
@@ -7423,21 +7600,12 @@
         </w:rPr>
         <w:t xml:space="preserve">: </w:t>
       </w:r>
-      <w:proofErr w:type="spellStart"/>
-      <w:r>
-        <w:rPr>
-          <w:b/>
-          <w:shd w:val="clear" w:color="auto" w:fill="B7B7B7"/>
-        </w:rPr>
-        <w:t>Chatgot</w:t>
-      </w:r>
-      <w:proofErr w:type="spellEnd"/>
-      <w:r>
-        <w:rPr>
-          <w:b/>
-          <w:shd w:val="clear" w:color="auto" w:fill="B7B7B7"/>
-        </w:rPr>
-        <w:t xml:space="preserve"> </w:t>
+      <w:r>
+        <w:rPr>
+          <w:b/>
+          <w:shd w:val="clear" w:color="auto" w:fill="B7B7B7"/>
+        </w:rPr>
+        <w:t xml:space="preserve">Chatgot </w:t>
       </w:r>
       <w:r>
         <w:rPr>
@@ -7446,7 +7614,26 @@
           <w:szCs w:val="14"/>
           <w:shd w:val="clear" w:color="auto" w:fill="B7B7B7"/>
         </w:rPr>
-        <w:t>(GPT-5-Standard) at [9/4/2025]</w:t>
+        <w:t>(GPT</w:t>
+      </w:r>
+      <w:r>
+        <w:rPr>
+          <w:rFonts w:ascii="Cambria Math" w:hAnsi="Cambria Math" w:cs="Cambria Math"/>
+          <w:b/>
+          <w:sz w:val="14"/>
+          <w:szCs w:val="14"/>
+          <w:shd w:val="clear" w:color="auto" w:fill="B7B7B7"/>
+        </w:rPr>
+        <w:t>‑</w:t>
+      </w:r>
+      <w:r>
+        <w:rPr>
+          <w:b/>
+          <w:sz w:val="14"/>
+          <w:szCs w:val="14"/>
+          <w:shd w:val="clear" w:color="auto" w:fill="B7B7B7"/>
+        </w:rPr>
+        <w:t>5 Mini) at [9/4/2025]</w:t>
       </w:r>
     </w:p>
     <w:p>
@@ -7607,7 +7794,7 @@
         <w:rPr>
           <w:lang w:bidi="ar-EG"/>
         </w:rPr>
-        <w:pict w14:anchorId="163FBD94">
+        <w:pict w14:anchorId="68F41E83">
           <v:rect id="_x0000_i1050" style="width:0;height:1.5pt" o:hralign="center" o:hrstd="t" o:hr="t" fillcolor="#a0a0a0" stroked="f"/>
         </w:pict>
       </w:r>
@@ -7643,21 +7830,12 @@
         </w:rPr>
         <w:t xml:space="preserve">: </w:t>
       </w:r>
-      <w:proofErr w:type="spellStart"/>
-      <w:r>
-        <w:rPr>
-          <w:b/>
-          <w:shd w:val="clear" w:color="auto" w:fill="B7B7B7"/>
-        </w:rPr>
-        <w:t>Chatgot</w:t>
-      </w:r>
-      <w:proofErr w:type="spellEnd"/>
-      <w:r>
-        <w:rPr>
-          <w:b/>
-          <w:shd w:val="clear" w:color="auto" w:fill="B7B7B7"/>
-        </w:rPr>
-        <w:t xml:space="preserve"> </w:t>
+      <w:r>
+        <w:rPr>
+          <w:b/>
+          <w:shd w:val="clear" w:color="auto" w:fill="B7B7B7"/>
+        </w:rPr>
+        <w:t xml:space="preserve">Chatgot </w:t>
       </w:r>
       <w:r>
         <w:rPr>
@@ -7666,7 +7844,26 @@
           <w:szCs w:val="14"/>
           <w:shd w:val="clear" w:color="auto" w:fill="B7B7B7"/>
         </w:rPr>
-        <w:t>(GPT-5-Standard) at [9/4/2025]</w:t>
+        <w:t>(GPT</w:t>
+      </w:r>
+      <w:r>
+        <w:rPr>
+          <w:rFonts w:ascii="Cambria Math" w:hAnsi="Cambria Math" w:cs="Cambria Math"/>
+          <w:b/>
+          <w:sz w:val="14"/>
+          <w:szCs w:val="14"/>
+          <w:shd w:val="clear" w:color="auto" w:fill="B7B7B7"/>
+        </w:rPr>
+        <w:t>‑</w:t>
+      </w:r>
+      <w:r>
+        <w:rPr>
+          <w:b/>
+          <w:sz w:val="14"/>
+          <w:szCs w:val="14"/>
+          <w:shd w:val="clear" w:color="auto" w:fill="B7B7B7"/>
+        </w:rPr>
+        <w:t>5 Mini) at [9/4/2025]</w:t>
       </w:r>
     </w:p>
     <w:p>
@@ -7827,7 +8024,7 @@
         <w:rPr>
           <w:lang w:bidi="ar-EG"/>
         </w:rPr>
-        <w:pict w14:anchorId="265881C7">
+        <w:pict w14:anchorId="78437761">
           <v:rect id="_x0000_i1051" style="width:0;height:1.5pt" o:hralign="center" o:hrstd="t" o:hr="t" fillcolor="#a0a0a0" stroked="f"/>
         </w:pict>
       </w:r>
@@ -7863,21 +8060,12 @@
         </w:rPr>
         <w:t xml:space="preserve">: </w:t>
       </w:r>
-      <w:proofErr w:type="spellStart"/>
-      <w:r>
-        <w:rPr>
-          <w:b/>
-          <w:shd w:val="clear" w:color="auto" w:fill="B7B7B7"/>
-        </w:rPr>
-        <w:t>Chatgot</w:t>
-      </w:r>
-      <w:proofErr w:type="spellEnd"/>
-      <w:r>
-        <w:rPr>
-          <w:b/>
-          <w:shd w:val="clear" w:color="auto" w:fill="B7B7B7"/>
-        </w:rPr>
-        <w:t xml:space="preserve"> </w:t>
+      <w:r>
+        <w:rPr>
+          <w:b/>
+          <w:shd w:val="clear" w:color="auto" w:fill="B7B7B7"/>
+        </w:rPr>
+        <w:t xml:space="preserve">Chatgot </w:t>
       </w:r>
       <w:r>
         <w:rPr>
@@ -7886,7 +8074,26 @@
           <w:szCs w:val="14"/>
           <w:shd w:val="clear" w:color="auto" w:fill="B7B7B7"/>
         </w:rPr>
-        <w:t>(GPT-5-Standard) at [9/4/2025]</w:t>
+        <w:t>(GPT</w:t>
+      </w:r>
+      <w:r>
+        <w:rPr>
+          <w:rFonts w:ascii="Cambria Math" w:hAnsi="Cambria Math" w:cs="Cambria Math"/>
+          <w:b/>
+          <w:sz w:val="14"/>
+          <w:szCs w:val="14"/>
+          <w:shd w:val="clear" w:color="auto" w:fill="B7B7B7"/>
+        </w:rPr>
+        <w:t>‑</w:t>
+      </w:r>
+      <w:r>
+        <w:rPr>
+          <w:b/>
+          <w:sz w:val="14"/>
+          <w:szCs w:val="14"/>
+          <w:shd w:val="clear" w:color="auto" w:fill="B7B7B7"/>
+        </w:rPr>
+        <w:t>5 Mini) at [9/4/2025]</w:t>
       </w:r>
     </w:p>
     <w:p>
@@ -8029,7 +8236,7 @@
         <w:rPr>
           <w:lang w:bidi="ar-EG"/>
         </w:rPr>
-        <w:pict w14:anchorId="2C776CD0">
+        <w:pict w14:anchorId="4F47C4BD">
           <v:rect id="_x0000_i1052" style="width:0;height:1.5pt" o:hralign="center" o:hrstd="t" o:hr="t" fillcolor="#a0a0a0" stroked="f"/>
         </w:pict>
       </w:r>
@@ -8065,21 +8272,12 @@
         </w:rPr>
         <w:t xml:space="preserve">: </w:t>
       </w:r>
-      <w:proofErr w:type="spellStart"/>
-      <w:r>
-        <w:rPr>
-          <w:b/>
-          <w:shd w:val="clear" w:color="auto" w:fill="B7B7B7"/>
-        </w:rPr>
-        <w:t>Chatgot</w:t>
-      </w:r>
-      <w:proofErr w:type="spellEnd"/>
-      <w:r>
-        <w:rPr>
-          <w:b/>
-          <w:shd w:val="clear" w:color="auto" w:fill="B7B7B7"/>
-        </w:rPr>
-        <w:t xml:space="preserve"> </w:t>
+      <w:r>
+        <w:rPr>
+          <w:b/>
+          <w:shd w:val="clear" w:color="auto" w:fill="B7B7B7"/>
+        </w:rPr>
+        <w:t xml:space="preserve">Chatgot </w:t>
       </w:r>
       <w:r>
         <w:rPr>
@@ -8088,7 +8286,26 @@
           <w:szCs w:val="14"/>
           <w:shd w:val="clear" w:color="auto" w:fill="B7B7B7"/>
         </w:rPr>
-        <w:t>(GPT-5-Standard) at [9/4/2025]</w:t>
+        <w:t>(GPT</w:t>
+      </w:r>
+      <w:r>
+        <w:rPr>
+          <w:rFonts w:ascii="Cambria Math" w:hAnsi="Cambria Math" w:cs="Cambria Math"/>
+          <w:b/>
+          <w:sz w:val="14"/>
+          <w:szCs w:val="14"/>
+          <w:shd w:val="clear" w:color="auto" w:fill="B7B7B7"/>
+        </w:rPr>
+        <w:t>‑</w:t>
+      </w:r>
+      <w:r>
+        <w:rPr>
+          <w:b/>
+          <w:sz w:val="14"/>
+          <w:szCs w:val="14"/>
+          <w:shd w:val="clear" w:color="auto" w:fill="B7B7B7"/>
+        </w:rPr>
+        <w:t>5 Mini) at [9/4/2025]</w:t>
       </w:r>
     </w:p>
     <w:p>
@@ -8246,7 +8463,7 @@
         <w:rPr>
           <w:lang w:bidi="ar-EG"/>
         </w:rPr>
-        <w:pict w14:anchorId="7C961FE8">
+        <w:pict w14:anchorId="0F537449">
           <v:rect id="_x0000_i1053" style="width:0;height:1.5pt" o:hralign="center" o:hrstd="t" o:hr="t" fillcolor="#a0a0a0" stroked="f"/>
         </w:pict>
       </w:r>
@@ -8282,21 +8499,12 @@
         </w:rPr>
         <w:t xml:space="preserve">: </w:t>
       </w:r>
-      <w:proofErr w:type="spellStart"/>
-      <w:r>
-        <w:rPr>
-          <w:b/>
-          <w:shd w:val="clear" w:color="auto" w:fill="B7B7B7"/>
-        </w:rPr>
-        <w:t>Chatgot</w:t>
-      </w:r>
-      <w:proofErr w:type="spellEnd"/>
-      <w:r>
-        <w:rPr>
-          <w:b/>
-          <w:shd w:val="clear" w:color="auto" w:fill="B7B7B7"/>
-        </w:rPr>
-        <w:t xml:space="preserve"> </w:t>
+      <w:r>
+        <w:rPr>
+          <w:b/>
+          <w:shd w:val="clear" w:color="auto" w:fill="B7B7B7"/>
+        </w:rPr>
+        <w:t xml:space="preserve">Chatgot </w:t>
       </w:r>
       <w:r>
         <w:rPr>
@@ -8305,7 +8513,26 @@
           <w:szCs w:val="14"/>
           <w:shd w:val="clear" w:color="auto" w:fill="B7B7B7"/>
         </w:rPr>
-        <w:t>(GPT-5-Standard) at [9/4/2025]</w:t>
+        <w:t>(GPT</w:t>
+      </w:r>
+      <w:r>
+        <w:rPr>
+          <w:rFonts w:ascii="Cambria Math" w:hAnsi="Cambria Math" w:cs="Cambria Math"/>
+          <w:b/>
+          <w:sz w:val="14"/>
+          <w:szCs w:val="14"/>
+          <w:shd w:val="clear" w:color="auto" w:fill="B7B7B7"/>
+        </w:rPr>
+        <w:t>‑</w:t>
+      </w:r>
+      <w:r>
+        <w:rPr>
+          <w:b/>
+          <w:sz w:val="14"/>
+          <w:szCs w:val="14"/>
+          <w:shd w:val="clear" w:color="auto" w:fill="B7B7B7"/>
+        </w:rPr>
+        <w:t>5 Mini) at [9/4/2025]</w:t>
       </w:r>
     </w:p>
     <w:p>
@@ -8434,7 +8661,7 @@
         <w:rPr>
           <w:lang w:bidi="ar-EG"/>
         </w:rPr>
-        <w:pict w14:anchorId="2652F7E6">
+        <w:pict w14:anchorId="0FA0BE08">
           <v:rect id="_x0000_i1054" style="width:0;height:1.5pt" o:hralign="center" o:hrstd="t" o:hr="t" fillcolor="#a0a0a0" stroked="f"/>
         </w:pict>
       </w:r>
@@ -8470,21 +8697,12 @@
         </w:rPr>
         <w:t xml:space="preserve">: </w:t>
       </w:r>
-      <w:proofErr w:type="spellStart"/>
-      <w:r>
-        <w:rPr>
-          <w:b/>
-          <w:shd w:val="clear" w:color="auto" w:fill="B7B7B7"/>
-        </w:rPr>
-        <w:t>Chatgot</w:t>
-      </w:r>
-      <w:proofErr w:type="spellEnd"/>
-      <w:r>
-        <w:rPr>
-          <w:b/>
-          <w:shd w:val="clear" w:color="auto" w:fill="B7B7B7"/>
-        </w:rPr>
-        <w:t xml:space="preserve"> </w:t>
+      <w:r>
+        <w:rPr>
+          <w:b/>
+          <w:shd w:val="clear" w:color="auto" w:fill="B7B7B7"/>
+        </w:rPr>
+        <w:t xml:space="preserve">Chatgot </w:t>
       </w:r>
       <w:r>
         <w:rPr>
@@ -8493,7 +8711,26 @@
           <w:szCs w:val="14"/>
           <w:shd w:val="clear" w:color="auto" w:fill="B7B7B7"/>
         </w:rPr>
-        <w:t>(GPT-5-Standard) at [9/4/2025]</w:t>
+        <w:t>(GPT</w:t>
+      </w:r>
+      <w:r>
+        <w:rPr>
+          <w:rFonts w:ascii="Cambria Math" w:hAnsi="Cambria Math" w:cs="Cambria Math"/>
+          <w:b/>
+          <w:sz w:val="14"/>
+          <w:szCs w:val="14"/>
+          <w:shd w:val="clear" w:color="auto" w:fill="B7B7B7"/>
+        </w:rPr>
+        <w:t>‑</w:t>
+      </w:r>
+      <w:r>
+        <w:rPr>
+          <w:b/>
+          <w:sz w:val="14"/>
+          <w:szCs w:val="14"/>
+          <w:shd w:val="clear" w:color="auto" w:fill="B7B7B7"/>
+        </w:rPr>
+        <w:t>5 Mini) at [9/4/2025]</w:t>
       </w:r>
     </w:p>
     <w:p>
@@ -8651,7 +8888,7 @@
         <w:rPr>
           <w:lang w:bidi="ar-EG"/>
         </w:rPr>
-        <w:pict w14:anchorId="57FD0CB1">
+        <w:pict w14:anchorId="24A70483">
           <v:rect id="_x0000_i1055" style="width:0;height:1.5pt" o:hralign="center" o:hrstd="t" o:hr="t" fillcolor="#a0a0a0" stroked="f"/>
         </w:pict>
       </w:r>
@@ -8687,21 +8924,12 @@
         </w:rPr>
         <w:t xml:space="preserve">: </w:t>
       </w:r>
-      <w:proofErr w:type="spellStart"/>
-      <w:r>
-        <w:rPr>
-          <w:b/>
-          <w:shd w:val="clear" w:color="auto" w:fill="B7B7B7"/>
-        </w:rPr>
-        <w:t>Chatgot</w:t>
-      </w:r>
-      <w:proofErr w:type="spellEnd"/>
-      <w:r>
-        <w:rPr>
-          <w:b/>
-          <w:shd w:val="clear" w:color="auto" w:fill="B7B7B7"/>
-        </w:rPr>
-        <w:t xml:space="preserve"> </w:t>
+      <w:r>
+        <w:rPr>
+          <w:b/>
+          <w:shd w:val="clear" w:color="auto" w:fill="B7B7B7"/>
+        </w:rPr>
+        <w:t xml:space="preserve">Chatgot </w:t>
       </w:r>
       <w:r>
         <w:rPr>
@@ -8710,7 +8938,26 @@
           <w:szCs w:val="14"/>
           <w:shd w:val="clear" w:color="auto" w:fill="B7B7B7"/>
         </w:rPr>
-        <w:t>(GPT-5-Standard) at [9/4/2025]</w:t>
+        <w:t>(GPT</w:t>
+      </w:r>
+      <w:r>
+        <w:rPr>
+          <w:rFonts w:ascii="Cambria Math" w:hAnsi="Cambria Math" w:cs="Cambria Math"/>
+          <w:b/>
+          <w:sz w:val="14"/>
+          <w:szCs w:val="14"/>
+          <w:shd w:val="clear" w:color="auto" w:fill="B7B7B7"/>
+        </w:rPr>
+        <w:t>‑</w:t>
+      </w:r>
+      <w:r>
+        <w:rPr>
+          <w:b/>
+          <w:sz w:val="14"/>
+          <w:szCs w:val="14"/>
+          <w:shd w:val="clear" w:color="auto" w:fill="B7B7B7"/>
+        </w:rPr>
+        <w:t>5 Mini) at [9/4/2025]</w:t>
       </w:r>
     </w:p>
     <w:p>
@@ -8817,23 +9064,7 @@
           <w:rFonts w:ascii="Roboto Mono" w:hAnsi="Roboto Mono"/>
           <w:lang w:bidi="ar-EG"/>
         </w:rPr>
-        <w:t xml:space="preserve">Archived </w:t>
-      </w:r>
-      <w:proofErr w:type="spellStart"/>
-      <w:r>
-        <w:rPr>
-          <w:rFonts w:ascii="Roboto Mono" w:hAnsi="Roboto Mono"/>
-          <w:lang w:bidi="ar-EG"/>
-        </w:rPr>
-        <w:t>testware</w:t>
-      </w:r>
-      <w:proofErr w:type="spellEnd"/>
-      <w:r>
-        <w:rPr>
-          <w:rFonts w:ascii="Roboto Mono" w:hAnsi="Roboto Mono"/>
-          <w:lang w:bidi="ar-EG"/>
-        </w:rPr>
-        <w:t xml:space="preserve"> for future reuse</w:t>
+        <w:t>Archived testware for future reuse</w:t>
       </w:r>
     </w:p>
     <w:p>
@@ -8885,7 +9116,7 @@
           <w:lang w:bidi="ar-EG"/>
         </w:rPr>
         <w:lastRenderedPageBreak/>
-        <w:pict w14:anchorId="21DCCFD9">
+        <w:pict w14:anchorId="3664D3A2">
           <v:rect id="_x0000_i1056" style="width:0;height:1.5pt" o:hralign="center" o:hrstd="t" o:hr="t" fillcolor="#a0a0a0" stroked="f"/>
         </w:pict>
       </w:r>
@@ -8931,21 +9162,12 @@
         </w:rPr>
         <w:t xml:space="preserve">: </w:t>
       </w:r>
-      <w:proofErr w:type="spellStart"/>
-      <w:r>
-        <w:rPr>
-          <w:b/>
-          <w:shd w:val="clear" w:color="auto" w:fill="B7B7B7"/>
-        </w:rPr>
-        <w:t>Chatgot</w:t>
-      </w:r>
-      <w:proofErr w:type="spellEnd"/>
-      <w:r>
-        <w:rPr>
-          <w:b/>
-          <w:shd w:val="clear" w:color="auto" w:fill="B7B7B7"/>
-        </w:rPr>
-        <w:t xml:space="preserve"> </w:t>
+      <w:r>
+        <w:rPr>
+          <w:b/>
+          <w:shd w:val="clear" w:color="auto" w:fill="B7B7B7"/>
+        </w:rPr>
+        <w:t xml:space="preserve">Chatgot </w:t>
       </w:r>
       <w:r>
         <w:rPr>
@@ -8954,7 +9176,26 @@
           <w:szCs w:val="14"/>
           <w:shd w:val="clear" w:color="auto" w:fill="B7B7B7"/>
         </w:rPr>
-        <w:t>(GPT-5-Standard) at [9/4/2025]</w:t>
+        <w:t>(GPT</w:t>
+      </w:r>
+      <w:r>
+        <w:rPr>
+          <w:rFonts w:ascii="Cambria Math" w:hAnsi="Cambria Math" w:cs="Cambria Math"/>
+          <w:b/>
+          <w:sz w:val="14"/>
+          <w:szCs w:val="14"/>
+          <w:shd w:val="clear" w:color="auto" w:fill="B7B7B7"/>
+        </w:rPr>
+        <w:t>‑</w:t>
+      </w:r>
+      <w:r>
+        <w:rPr>
+          <w:b/>
+          <w:sz w:val="14"/>
+          <w:szCs w:val="14"/>
+          <w:shd w:val="clear" w:color="auto" w:fill="B7B7B7"/>
+        </w:rPr>
+        <w:t>5 Mini) at [9/4/2025]</w:t>
       </w:r>
       <w:r>
         <w:rPr>
@@ -8969,7 +9210,6 @@
         </w:rPr>
         <w:t xml:space="preserve">All these artifacts together form </w:t>
       </w:r>
-      <w:proofErr w:type="spellStart"/>
       <w:r>
         <w:rPr>
           <w:rFonts w:ascii="Roboto Mono" w:hAnsi="Roboto Mono"/>
@@ -8979,7 +9219,6 @@
         </w:rPr>
         <w:t>testware</w:t>
       </w:r>
-      <w:proofErr w:type="spellEnd"/>
       <w:r>
         <w:rPr>
           <w:rFonts w:ascii="Roboto Mono" w:hAnsi="Roboto Mono"/>
@@ -9014,7 +9253,7 @@
         <w:rPr>
           <w:lang w:bidi="ar-EG"/>
         </w:rPr>
-        <w:pict w14:anchorId="2F1E80BD">
+        <w:pict w14:anchorId="5517B09D">
           <v:rect id="_x0000_i1057" style="width:0;height:1.5pt" o:hralign="center" o:hrstd="t" o:hr="t" fillcolor="#a0a0a0" stroked="f"/>
         </w:pict>
       </w:r>
@@ -9078,21 +9317,12 @@
         </w:rPr>
         <w:t xml:space="preserve">: </w:t>
       </w:r>
-      <w:proofErr w:type="spellStart"/>
-      <w:r>
-        <w:rPr>
-          <w:b/>
-          <w:shd w:val="clear" w:color="auto" w:fill="B7B7B7"/>
-        </w:rPr>
-        <w:t>Chatgot</w:t>
-      </w:r>
-      <w:proofErr w:type="spellEnd"/>
-      <w:r>
-        <w:rPr>
-          <w:b/>
-          <w:shd w:val="clear" w:color="auto" w:fill="B7B7B7"/>
-        </w:rPr>
-        <w:t xml:space="preserve"> </w:t>
+      <w:r>
+        <w:rPr>
+          <w:b/>
+          <w:shd w:val="clear" w:color="auto" w:fill="B7B7B7"/>
+        </w:rPr>
+        <w:t xml:space="preserve">Chatgot </w:t>
       </w:r>
       <w:r>
         <w:rPr>
@@ -9101,7 +9331,26 @@
           <w:szCs w:val="14"/>
           <w:shd w:val="clear" w:color="auto" w:fill="B7B7B7"/>
         </w:rPr>
-        <w:t>(GPT-5-Standard) at [9/4/2025]</w:t>
+        <w:t>(GPT</w:t>
+      </w:r>
+      <w:r>
+        <w:rPr>
+          <w:rFonts w:ascii="Cambria Math" w:hAnsi="Cambria Math" w:cs="Cambria Math"/>
+          <w:b/>
+          <w:sz w:val="14"/>
+          <w:szCs w:val="14"/>
+          <w:shd w:val="clear" w:color="auto" w:fill="B7B7B7"/>
+        </w:rPr>
+        <w:t>‑</w:t>
+      </w:r>
+      <w:r>
+        <w:rPr>
+          <w:b/>
+          <w:sz w:val="14"/>
+          <w:szCs w:val="14"/>
+          <w:shd w:val="clear" w:color="auto" w:fill="B7B7B7"/>
+        </w:rPr>
+        <w:t>5 Mini) at [9/4/2025]</w:t>
       </w:r>
     </w:p>
     <w:p>
@@ -9122,23 +9371,40 @@
           <w:bCs/>
           <w:lang w:bidi="ar-EG"/>
         </w:rPr>
-        <w:t xml:space="preserve">level of detail of </w:t>
-      </w:r>
-      <w:proofErr w:type="spellStart"/>
+        <w:t>level of detail of testware</w:t>
+      </w:r>
+      <w:r>
+        <w:rPr>
+          <w:lang w:bidi="ar-EG"/>
+        </w:rPr>
+        <w:t xml:space="preserve"> refers to </w:t>
+      </w:r>
       <w:r>
         <w:rPr>
           <w:b/>
           <w:bCs/>
           <w:lang w:bidi="ar-EG"/>
         </w:rPr>
-        <w:t>testware</w:t>
-      </w:r>
-      <w:proofErr w:type="spellEnd"/>
-      <w:r>
-        <w:rPr>
-          <w:lang w:bidi="ar-EG"/>
-        </w:rPr>
-        <w:t xml:space="preserve"> refers to </w:t>
+        <w:t>how much information is included in the test artifacts to execute, understand, and maintain tests effectively</w:t>
+      </w:r>
+      <w:r>
+        <w:rPr>
+          <w:lang w:bidi="ar-EG"/>
+        </w:rPr>
+        <w:t>.</w:t>
+      </w:r>
+    </w:p>
+    <w:p>
+      <w:pPr>
+        <w:rPr>
+          <w:lang w:bidi="ar-EG"/>
+        </w:rPr>
+      </w:pPr>
+      <w:r>
+        <w:rPr>
+          <w:lang w:bidi="ar-EG"/>
+        </w:rPr>
+        <w:t xml:space="preserve">In simple terms: it is </w:t>
       </w:r>
       <w:r>
         <w:rPr>
@@ -9146,52 +9412,7 @@
           <w:bCs/>
           <w:lang w:bidi="ar-EG"/>
         </w:rPr>
-        <w:t>how much information is included in the test artifacts to execute, understand, and maintain tests effectively</w:t>
-      </w:r>
-      <w:r>
-        <w:rPr>
-          <w:lang w:bidi="ar-EG"/>
-        </w:rPr>
-        <w:t>.</w:t>
-      </w:r>
-    </w:p>
-    <w:p>
-      <w:pPr>
-        <w:rPr>
-          <w:lang w:bidi="ar-EG"/>
-        </w:rPr>
-      </w:pPr>
-      <w:r>
-        <w:rPr>
-          <w:lang w:bidi="ar-EG"/>
-        </w:rPr>
-        <w:t xml:space="preserve">In simple terms: it is </w:t>
-      </w:r>
-      <w:r>
-        <w:rPr>
-          <w:b/>
-          <w:bCs/>
-          <w:lang w:bidi="ar-EG"/>
-        </w:rPr>
-        <w:t xml:space="preserve">how precise and complete a test case, test script, or other </w:t>
-      </w:r>
-      <w:proofErr w:type="spellStart"/>
-      <w:r>
-        <w:rPr>
-          <w:b/>
-          <w:bCs/>
-          <w:lang w:bidi="ar-EG"/>
-        </w:rPr>
-        <w:t>testware</w:t>
-      </w:r>
-      <w:proofErr w:type="spellEnd"/>
-      <w:r>
-        <w:rPr>
-          <w:b/>
-          <w:bCs/>
-          <w:lang w:bidi="ar-EG"/>
-        </w:rPr>
-        <w:t xml:space="preserve"> is</w:t>
+        <w:t>how precise and complete a test case, test script, or other testware is</w:t>
       </w:r>
       <w:r>
         <w:rPr>
@@ -9210,7 +9431,7 @@
         <w:rPr>
           <w:lang w:bidi="ar-EG"/>
         </w:rPr>
-        <w:pict w14:anchorId="342FC4E6">
+        <w:pict w14:anchorId="08DF4ACF">
           <v:rect id="_x0000_i1058" style="width:0;height:1.5pt" o:hralign="center" o:hrstd="t" o:hr="t" fillcolor="#a0a0a0" stroked="f"/>
         </w:pict>
       </w:r>
@@ -9258,21 +9479,12 @@
         </w:rPr>
         <w:t xml:space="preserve">: </w:t>
       </w:r>
-      <w:proofErr w:type="spellStart"/>
-      <w:r>
-        <w:rPr>
-          <w:b/>
-          <w:shd w:val="clear" w:color="auto" w:fill="B7B7B7"/>
-        </w:rPr>
-        <w:t>Chatgot</w:t>
-      </w:r>
-      <w:proofErr w:type="spellEnd"/>
-      <w:r>
-        <w:rPr>
-          <w:b/>
-          <w:shd w:val="clear" w:color="auto" w:fill="B7B7B7"/>
-        </w:rPr>
-        <w:t xml:space="preserve"> </w:t>
+      <w:r>
+        <w:rPr>
+          <w:b/>
+          <w:shd w:val="clear" w:color="auto" w:fill="B7B7B7"/>
+        </w:rPr>
+        <w:t xml:space="preserve">Chatgot </w:t>
       </w:r>
       <w:r>
         <w:rPr>
@@ -9281,7 +9493,26 @@
           <w:szCs w:val="14"/>
           <w:shd w:val="clear" w:color="auto" w:fill="B7B7B7"/>
         </w:rPr>
-        <w:t>(GPT-5-Standard) at [9/4/2025]</w:t>
+        <w:t>(GPT</w:t>
+      </w:r>
+      <w:r>
+        <w:rPr>
+          <w:rFonts w:ascii="Cambria Math" w:hAnsi="Cambria Math" w:cs="Cambria Math"/>
+          <w:b/>
+          <w:sz w:val="14"/>
+          <w:szCs w:val="14"/>
+          <w:shd w:val="clear" w:color="auto" w:fill="B7B7B7"/>
+        </w:rPr>
+        <w:t>‑</w:t>
+      </w:r>
+      <w:r>
+        <w:rPr>
+          <w:b/>
+          <w:sz w:val="14"/>
+          <w:szCs w:val="14"/>
+          <w:shd w:val="clear" w:color="auto" w:fill="B7B7B7"/>
+        </w:rPr>
+        <w:t>5 Mini) at [9/4/2025]</w:t>
       </w:r>
     </w:p>
     <w:p>
@@ -9379,23 +9610,7 @@
           <w:rFonts w:ascii="Roboto Mono" w:hAnsi="Roboto Mono"/>
           <w:lang w:bidi="ar-EG"/>
         </w:rPr>
-        <w:t xml:space="preserve"> </w:t>
-      </w:r>
-      <w:proofErr w:type="spellStart"/>
-      <w:r>
-        <w:rPr>
-          <w:rFonts w:ascii="Roboto Mono" w:hAnsi="Roboto Mono"/>
-          <w:lang w:bidi="ar-EG"/>
-        </w:rPr>
-        <w:t>testware</w:t>
-      </w:r>
-      <w:proofErr w:type="spellEnd"/>
-      <w:r>
-        <w:rPr>
-          <w:rFonts w:ascii="Roboto Mono" w:hAnsi="Roboto Mono"/>
-          <w:lang w:bidi="ar-EG"/>
-        </w:rPr>
-        <w:t xml:space="preserve"> becomes hard to maintain, overly rigid, and slows down testing.</w:t>
+        <w:t xml:space="preserve"> testware becomes hard to maintain, overly rigid, and slows down testing.</w:t>
       </w:r>
     </w:p>
     <w:p>
@@ -9443,7 +9658,7 @@
         <w:rPr>
           <w:lang w:bidi="ar-EG"/>
         </w:rPr>
-        <w:pict w14:anchorId="27A1870B">
+        <w:pict w14:anchorId="79459D85">
           <v:rect id="_x0000_i1059" style="width:0;height:1.5pt" o:hralign="center" o:hrstd="t" o:hr="t" fillcolor="#a0a0a0" stroked="f"/>
         </w:pict>
       </w:r>
@@ -9491,21 +9706,12 @@
         </w:rPr>
         <w:t xml:space="preserve">: </w:t>
       </w:r>
-      <w:proofErr w:type="spellStart"/>
-      <w:r>
-        <w:rPr>
-          <w:b/>
-          <w:shd w:val="clear" w:color="auto" w:fill="B7B7B7"/>
-        </w:rPr>
-        <w:t>Chatgot</w:t>
-      </w:r>
-      <w:proofErr w:type="spellEnd"/>
-      <w:r>
-        <w:rPr>
-          <w:b/>
-          <w:shd w:val="clear" w:color="auto" w:fill="B7B7B7"/>
-        </w:rPr>
-        <w:t xml:space="preserve"> </w:t>
+      <w:r>
+        <w:rPr>
+          <w:b/>
+          <w:shd w:val="clear" w:color="auto" w:fill="B7B7B7"/>
+        </w:rPr>
+        <w:t xml:space="preserve">Chatgot </w:t>
       </w:r>
       <w:r>
         <w:rPr>
@@ -9514,7 +9720,26 @@
           <w:szCs w:val="14"/>
           <w:shd w:val="clear" w:color="auto" w:fill="B7B7B7"/>
         </w:rPr>
-        <w:t>(GPT-5-Standard) at [9/4/2025]</w:t>
+        <w:t>(GPT</w:t>
+      </w:r>
+      <w:r>
+        <w:rPr>
+          <w:rFonts w:ascii="Cambria Math" w:hAnsi="Cambria Math" w:cs="Cambria Math"/>
+          <w:b/>
+          <w:sz w:val="14"/>
+          <w:szCs w:val="14"/>
+          <w:shd w:val="clear" w:color="auto" w:fill="B7B7B7"/>
+        </w:rPr>
+        <w:t>‑</w:t>
+      </w:r>
+      <w:r>
+        <w:rPr>
+          <w:b/>
+          <w:sz w:val="14"/>
+          <w:szCs w:val="14"/>
+          <w:shd w:val="clear" w:color="auto" w:fill="B7B7B7"/>
+        </w:rPr>
+        <w:t>5 Mini) at [9/4/2025]</w:t>
       </w:r>
     </w:p>
     <w:p>
@@ -9785,7 +10010,7 @@
         <w:rPr>
           <w:lang w:bidi="ar-EG"/>
         </w:rPr>
-        <w:pict w14:anchorId="7AC68284">
+        <w:pict w14:anchorId="7EB8EB9A">
           <v:rect id="_x0000_i1060" style="width:0;height:1.5pt" o:hralign="center" o:hrstd="t" o:hr="t" fillcolor="#a0a0a0" stroked="f"/>
         </w:pict>
       </w:r>
@@ -9833,21 +10058,12 @@
         </w:rPr>
         <w:t xml:space="preserve">: </w:t>
       </w:r>
-      <w:proofErr w:type="spellStart"/>
-      <w:r>
-        <w:rPr>
-          <w:b/>
-          <w:shd w:val="clear" w:color="auto" w:fill="B7B7B7"/>
-        </w:rPr>
-        <w:t>Chatgot</w:t>
-      </w:r>
-      <w:proofErr w:type="spellEnd"/>
-      <w:r>
-        <w:rPr>
-          <w:b/>
-          <w:shd w:val="clear" w:color="auto" w:fill="B7B7B7"/>
-        </w:rPr>
-        <w:t xml:space="preserve"> </w:t>
+      <w:r>
+        <w:rPr>
+          <w:b/>
+          <w:shd w:val="clear" w:color="auto" w:fill="B7B7B7"/>
+        </w:rPr>
+        <w:t xml:space="preserve">Chatgot </w:t>
       </w:r>
       <w:r>
         <w:rPr>
@@ -9856,7 +10072,26 @@
           <w:szCs w:val="14"/>
           <w:shd w:val="clear" w:color="auto" w:fill="B7B7B7"/>
         </w:rPr>
-        <w:t>(GPT-5-Standard) at [9/4/2025]</w:t>
+        <w:t>(GPT</w:t>
+      </w:r>
+      <w:r>
+        <w:rPr>
+          <w:rFonts w:ascii="Cambria Math" w:hAnsi="Cambria Math" w:cs="Cambria Math"/>
+          <w:b/>
+          <w:sz w:val="14"/>
+          <w:szCs w:val="14"/>
+          <w:shd w:val="clear" w:color="auto" w:fill="B7B7B7"/>
+        </w:rPr>
+        <w:t>‑</w:t>
+      </w:r>
+      <w:r>
+        <w:rPr>
+          <w:b/>
+          <w:sz w:val="14"/>
+          <w:szCs w:val="14"/>
+          <w:shd w:val="clear" w:color="auto" w:fill="B7B7B7"/>
+        </w:rPr>
+        <w:t>5 Mini) at [9/4/2025]</w:t>
       </w:r>
     </w:p>
     <w:p>
@@ -10130,7 +10365,7 @@
         <w:rPr>
           <w:lang w:bidi="ar-EG"/>
         </w:rPr>
-        <w:pict w14:anchorId="2C89F3C5">
+        <w:pict w14:anchorId="17336F8E">
           <v:rect id="_x0000_i1061" style="width:0;height:1.5pt" o:hralign="center" o:hrstd="t" o:hr="t" fillcolor="#a0a0a0" stroked="f"/>
         </w:pict>
       </w:r>
@@ -10179,21 +10414,12 @@
         </w:rPr>
         <w:t xml:space="preserve">: </w:t>
       </w:r>
-      <w:proofErr w:type="spellStart"/>
-      <w:r>
-        <w:rPr>
-          <w:b/>
-          <w:shd w:val="clear" w:color="auto" w:fill="B7B7B7"/>
-        </w:rPr>
-        <w:t>Chatgot</w:t>
-      </w:r>
-      <w:proofErr w:type="spellEnd"/>
-      <w:r>
-        <w:rPr>
-          <w:b/>
-          <w:shd w:val="clear" w:color="auto" w:fill="B7B7B7"/>
-        </w:rPr>
-        <w:t xml:space="preserve"> </w:t>
+      <w:r>
+        <w:rPr>
+          <w:b/>
+          <w:shd w:val="clear" w:color="auto" w:fill="B7B7B7"/>
+        </w:rPr>
+        <w:t xml:space="preserve">Chatgot </w:t>
       </w:r>
       <w:r>
         <w:rPr>
@@ -10202,7 +10428,26 @@
           <w:szCs w:val="14"/>
           <w:shd w:val="clear" w:color="auto" w:fill="B7B7B7"/>
         </w:rPr>
-        <w:t>(GPT-5-Standard) at [9/4/2025]</w:t>
+        <w:t>(GPT</w:t>
+      </w:r>
+      <w:r>
+        <w:rPr>
+          <w:rFonts w:ascii="Cambria Math" w:hAnsi="Cambria Math" w:cs="Cambria Math"/>
+          <w:b/>
+          <w:sz w:val="14"/>
+          <w:szCs w:val="14"/>
+          <w:shd w:val="clear" w:color="auto" w:fill="B7B7B7"/>
+        </w:rPr>
+        <w:t>‑</w:t>
+      </w:r>
+      <w:r>
+        <w:rPr>
+          <w:b/>
+          <w:sz w:val="14"/>
+          <w:szCs w:val="14"/>
+          <w:shd w:val="clear" w:color="auto" w:fill="B7B7B7"/>
+        </w:rPr>
+        <w:t>5 Mini) at [9/4/2025]</w:t>
       </w:r>
       <w:r>
         <w:rPr>
@@ -10224,9 +10469,15 @@
           <w:bCs/>
           <w:lang w:bidi="ar-EG"/>
         </w:rPr>
-        <w:t xml:space="preserve">level of detail of </w:t>
-      </w:r>
-      <w:proofErr w:type="spellStart"/>
+        <w:t>level of detail of testware</w:t>
+      </w:r>
+      <w:r>
+        <w:rPr>
+          <w:rFonts w:ascii="Roboto Mono" w:hAnsi="Roboto Mono"/>
+          <w:lang w:bidi="ar-EG"/>
+        </w:rPr>
+        <w:t xml:space="preserve"> should be </w:t>
+      </w:r>
       <w:r>
         <w:rPr>
           <w:rFonts w:ascii="Roboto Mono" w:hAnsi="Roboto Mono"/>
@@ -10234,23 +10485,6 @@
           <w:bCs/>
           <w:lang w:bidi="ar-EG"/>
         </w:rPr>
-        <w:t>testware</w:t>
-      </w:r>
-      <w:proofErr w:type="spellEnd"/>
-      <w:r>
-        <w:rPr>
-          <w:rFonts w:ascii="Roboto Mono" w:hAnsi="Roboto Mono"/>
-          <w:lang w:bidi="ar-EG"/>
-        </w:rPr>
-        <w:t xml:space="preserve"> should be </w:t>
-      </w:r>
-      <w:r>
-        <w:rPr>
-          <w:rFonts w:ascii="Roboto Mono" w:hAnsi="Roboto Mono"/>
-          <w:b/>
-          <w:bCs/>
-          <w:lang w:bidi="ar-EG"/>
-        </w:rPr>
         <w:t>fit for purpose</w:t>
       </w:r>
       <w:r>
@@ -10271,7 +10505,7 @@
         <w:rPr>
           <w:lang w:bidi="ar-EG"/>
         </w:rPr>
-        <w:pict w14:anchorId="4359A31C">
+        <w:pict w14:anchorId="2B4B50C3">
           <v:rect id="_x0000_i1062" style="width:0;height:1.5pt" o:hralign="center" o:hrstd="t" o:hr="t" fillcolor="#a0a0a0" stroked="f"/>
         </w:pict>
       </w:r>
@@ -10317,21 +10551,12 @@
         </w:rPr>
         <w:t xml:space="preserve">: </w:t>
       </w:r>
-      <w:proofErr w:type="spellStart"/>
-      <w:r>
-        <w:rPr>
-          <w:b/>
-          <w:shd w:val="clear" w:color="auto" w:fill="B7B7B7"/>
-        </w:rPr>
-        <w:t>Chatgot</w:t>
-      </w:r>
-      <w:proofErr w:type="spellEnd"/>
-      <w:r>
-        <w:rPr>
-          <w:b/>
-          <w:shd w:val="clear" w:color="auto" w:fill="B7B7B7"/>
-        </w:rPr>
-        <w:t xml:space="preserve"> </w:t>
+      <w:r>
+        <w:rPr>
+          <w:b/>
+          <w:shd w:val="clear" w:color="auto" w:fill="B7B7B7"/>
+        </w:rPr>
+        <w:t xml:space="preserve">Chatgot </w:t>
       </w:r>
       <w:r>
         <w:rPr>
@@ -10340,7 +10565,26 @@
           <w:szCs w:val="14"/>
           <w:shd w:val="clear" w:color="auto" w:fill="B7B7B7"/>
         </w:rPr>
-        <w:t>(GPT-5-Standard) at [9/4/2025]</w:t>
+        <w:t>(GPT</w:t>
+      </w:r>
+      <w:r>
+        <w:rPr>
+          <w:rFonts w:ascii="Cambria Math" w:hAnsi="Cambria Math" w:cs="Cambria Math"/>
+          <w:b/>
+          <w:sz w:val="14"/>
+          <w:szCs w:val="14"/>
+          <w:shd w:val="clear" w:color="auto" w:fill="B7B7B7"/>
+        </w:rPr>
+        <w:t>‑</w:t>
+      </w:r>
+      <w:r>
+        <w:rPr>
+          <w:b/>
+          <w:sz w:val="14"/>
+          <w:szCs w:val="14"/>
+          <w:shd w:val="clear" w:color="auto" w:fill="B7B7B7"/>
+        </w:rPr>
+        <w:t>5 Mini) at [9/4/2025]</w:t>
       </w:r>
       <w:r>
         <w:rPr>
@@ -10367,7 +10611,7 @@
         <w:rPr>
           <w:lang w:bidi="ar-EG"/>
         </w:rPr>
-        <w:pict w14:anchorId="1CE23F35">
+        <w:pict w14:anchorId="036608D5">
           <v:rect id="_x0000_i1063" style="width:0;height:1.5pt" o:hralign="center" o:hrstd="t" o:hr="t" fillcolor="#a0a0a0" stroked="f"/>
         </w:pict>
       </w:r>
@@ -10412,21 +10656,12 @@
         </w:rPr>
         <w:t xml:space="preserve">: </w:t>
       </w:r>
-      <w:proofErr w:type="spellStart"/>
-      <w:r>
-        <w:rPr>
-          <w:b/>
-          <w:shd w:val="clear" w:color="auto" w:fill="B7B7B7"/>
-        </w:rPr>
-        <w:t>Chatgot</w:t>
-      </w:r>
-      <w:proofErr w:type="spellEnd"/>
-      <w:r>
-        <w:rPr>
-          <w:b/>
-          <w:shd w:val="clear" w:color="auto" w:fill="B7B7B7"/>
-        </w:rPr>
-        <w:t xml:space="preserve"> </w:t>
+      <w:r>
+        <w:rPr>
+          <w:b/>
+          <w:shd w:val="clear" w:color="auto" w:fill="B7B7B7"/>
+        </w:rPr>
+        <w:t xml:space="preserve">Chatgot </w:t>
       </w:r>
       <w:r>
         <w:rPr>
@@ -10435,133 +10670,162 @@
           <w:szCs w:val="14"/>
           <w:shd w:val="clear" w:color="auto" w:fill="B7B7B7"/>
         </w:rPr>
-        <w:t>(GPT-5-Standard) at [9/4/2025]</w:t>
-      </w:r>
-    </w:p>
-    <w:p>
-      <w:pPr>
-        <w:rPr>
-          <w:rFonts w:ascii="Roboto Mono" w:hAnsi="Roboto Mono"/>
-        </w:rPr>
-      </w:pPr>
-      <w:r>
-        <w:rPr>
-          <w:rFonts w:ascii="Roboto Mono" w:hAnsi="Roboto Mono"/>
-          <w:b/>
-          <w:bCs/>
-        </w:rPr>
-        <w:t>Test Reporting</w:t>
-      </w:r>
-      <w:r>
-        <w:rPr>
-          <w:rFonts w:ascii="Roboto Mono" w:hAnsi="Roboto Mono"/>
-        </w:rPr>
-        <w:t xml:space="preserve"> is the </w:t>
-      </w:r>
-      <w:r>
-        <w:rPr>
-          <w:rFonts w:ascii="Roboto Mono" w:hAnsi="Roboto Mono"/>
-          <w:b/>
-          <w:bCs/>
-        </w:rPr>
-        <w:t>process of documenting and communicating the results of testing</w:t>
-      </w:r>
-      <w:r>
-        <w:rPr>
-          <w:rFonts w:ascii="Roboto Mono" w:hAnsi="Roboto Mono"/>
-        </w:rPr>
-        <w:t>.</w:t>
-      </w:r>
-    </w:p>
-    <w:p>
-      <w:pPr>
-        <w:rPr>
-          <w:rFonts w:ascii="Roboto Mono" w:hAnsi="Roboto Mono"/>
-        </w:rPr>
-      </w:pPr>
-      <w:r>
-        <w:rPr>
-          <w:rFonts w:ascii="Roboto Mono" w:hAnsi="Roboto Mono"/>
-        </w:rPr>
-        <w:t xml:space="preserve">In other words, it’s </w:t>
-      </w:r>
-      <w:r>
-        <w:rPr>
-          <w:rFonts w:ascii="Roboto Mono" w:hAnsi="Roboto Mono"/>
-          <w:b/>
-          <w:bCs/>
-        </w:rPr>
-        <w:t>how testers share what they found</w:t>
-      </w:r>
-      <w:r>
-        <w:rPr>
-          <w:rFonts w:ascii="Roboto Mono" w:hAnsi="Roboto Mono"/>
-        </w:rPr>
-        <w:t>, including defects, progress, coverage, and quality status, with stakeholders like developers, managers, and clients.</w:t>
-      </w:r>
-    </w:p>
-    <w:p>
-      <w:r>
-        <w:pict w14:anchorId="03B7A13B">
-          <v:rect id="_x0000_i1101" style="width:0;height:1.5pt" o:hralign="center" o:hrstd="t" o:hr="t" fillcolor="#a0a0a0" stroked="f"/>
-        </w:pict>
-      </w:r>
-    </w:p>
-    <w:p>
-      <w:pPr>
-        <w:pStyle w:val="Heading3"/>
-      </w:pPr>
-      <w:r>
-        <w:rPr>
-          <w:rFonts w:ascii="Segoe UI Emoji" w:hAnsi="Segoe UI Emoji" w:cs="Segoe UI Emoji"/>
-        </w:rPr>
-        <w:t>🔹</w:t>
-      </w:r>
-      <w:r>
-        <w:t xml:space="preserve"> Purpose of Test Reporting</w:t>
-      </w:r>
-    </w:p>
-    <w:p>
-      <w:pPr>
-        <w:spacing w:before="240" w:after="240"/>
-      </w:pPr>
-      <w:r>
-        <w:rPr>
-          <w:b/>
-          <w:shd w:val="clear" w:color="auto" w:fill="B7B7B7"/>
-        </w:rPr>
-        <w:t># Source</w:t>
-      </w:r>
-      <w:r>
-        <w:rPr>
-          <w:shd w:val="clear" w:color="auto" w:fill="B7B7B7"/>
-        </w:rPr>
-        <w:t xml:space="preserve">: </w:t>
-      </w:r>
-      <w:proofErr w:type="spellStart"/>
-      <w:r>
-        <w:rPr>
-          <w:b/>
-          <w:shd w:val="clear" w:color="auto" w:fill="B7B7B7"/>
-        </w:rPr>
-        <w:t>Chatgot</w:t>
-      </w:r>
-      <w:proofErr w:type="spellEnd"/>
-      <w:r>
-        <w:rPr>
-          <w:b/>
-          <w:shd w:val="clear" w:color="auto" w:fill="B7B7B7"/>
-        </w:rPr>
-        <w:t xml:space="preserve"> </w:t>
-      </w:r>
-      <w:r>
-        <w:rPr>
+        <w:t>(GPT</w:t>
+      </w:r>
+      <w:r>
+        <w:rPr>
+          <w:rFonts w:ascii="Cambria Math" w:hAnsi="Cambria Math" w:cs="Cambria Math"/>
           <w:b/>
           <w:sz w:val="14"/>
           <w:szCs w:val="14"/>
           <w:shd w:val="clear" w:color="auto" w:fill="B7B7B7"/>
         </w:rPr>
-        <w:t>(GPT-5-Standard) at [9/4/2025]</w:t>
+        <w:t>‑</w:t>
+      </w:r>
+      <w:r>
+        <w:rPr>
+          <w:b/>
+          <w:sz w:val="14"/>
+          <w:szCs w:val="14"/>
+          <w:shd w:val="clear" w:color="auto" w:fill="B7B7B7"/>
+        </w:rPr>
+        <w:t>5 Mini) at [9/4/2025]</w:t>
+      </w:r>
+    </w:p>
+    <w:p>
+      <w:pPr>
+        <w:rPr>
+          <w:rFonts w:ascii="Roboto Mono" w:hAnsi="Roboto Mono"/>
+        </w:rPr>
+      </w:pPr>
+      <w:r>
+        <w:rPr>
+          <w:rFonts w:ascii="Roboto Mono" w:hAnsi="Roboto Mono"/>
+          <w:b/>
+          <w:bCs/>
+        </w:rPr>
+        <w:t>Test Reporting</w:t>
+      </w:r>
+      <w:r>
+        <w:rPr>
+          <w:rFonts w:ascii="Roboto Mono" w:hAnsi="Roboto Mono"/>
+        </w:rPr>
+        <w:t xml:space="preserve"> is the </w:t>
+      </w:r>
+      <w:r>
+        <w:rPr>
+          <w:rFonts w:ascii="Roboto Mono" w:hAnsi="Roboto Mono"/>
+          <w:b/>
+          <w:bCs/>
+        </w:rPr>
+        <w:t>process of documenting and communicating the results of testing</w:t>
+      </w:r>
+      <w:r>
+        <w:rPr>
+          <w:rFonts w:ascii="Roboto Mono" w:hAnsi="Roboto Mono"/>
+        </w:rPr>
+        <w:t>.</w:t>
+      </w:r>
+    </w:p>
+    <w:p>
+      <w:pPr>
+        <w:rPr>
+          <w:rFonts w:ascii="Roboto Mono" w:hAnsi="Roboto Mono"/>
+        </w:rPr>
+      </w:pPr>
+      <w:r>
+        <w:rPr>
+          <w:rFonts w:ascii="Roboto Mono" w:hAnsi="Roboto Mono"/>
+        </w:rPr>
+        <w:t xml:space="preserve">In other words, it’s </w:t>
+      </w:r>
+      <w:r>
+        <w:rPr>
+          <w:rFonts w:ascii="Roboto Mono" w:hAnsi="Roboto Mono"/>
+          <w:b/>
+          <w:bCs/>
+        </w:rPr>
+        <w:t>how testers share what they found</w:t>
+      </w:r>
+      <w:r>
+        <w:rPr>
+          <w:rFonts w:ascii="Roboto Mono" w:hAnsi="Roboto Mono"/>
+        </w:rPr>
+        <w:t>, including defects, progress, coverage, and quality status, with stakeholders like developers, managers, and clients.</w:t>
+      </w:r>
+    </w:p>
+    <w:p>
+      <w:r>
+        <w:pict w14:anchorId="7C6D8B7F">
+          <v:rect id="_x0000_i1064" style="width:0;height:1.5pt" o:hralign="center" o:hrstd="t" o:hr="t" fillcolor="#a0a0a0" stroked="f"/>
+        </w:pict>
+      </w:r>
+    </w:p>
+    <w:p>
+      <w:pPr>
+        <w:pStyle w:val="Heading3"/>
+      </w:pPr>
+      <w:r>
+        <w:rPr>
+          <w:rFonts w:ascii="Segoe UI Emoji" w:hAnsi="Segoe UI Emoji" w:cs="Segoe UI Emoji"/>
+        </w:rPr>
+        <w:t>🔹</w:t>
+      </w:r>
+      <w:r>
+        <w:t xml:space="preserve"> Purpose of Test Reporting</w:t>
+      </w:r>
+    </w:p>
+    <w:p>
+      <w:pPr>
+        <w:spacing w:before="240" w:after="240"/>
+      </w:pPr>
+      <w:r>
+        <w:rPr>
+          <w:b/>
+          <w:shd w:val="clear" w:color="auto" w:fill="B7B7B7"/>
+        </w:rPr>
+        <w:t># Source</w:t>
+      </w:r>
+      <w:r>
+        <w:rPr>
+          <w:shd w:val="clear" w:color="auto" w:fill="B7B7B7"/>
+        </w:rPr>
+        <w:t xml:space="preserve">: </w:t>
+      </w:r>
+      <w:r>
+        <w:rPr>
+          <w:b/>
+          <w:shd w:val="clear" w:color="auto" w:fill="B7B7B7"/>
+        </w:rPr>
+        <w:t xml:space="preserve">Chatgot </w:t>
+      </w:r>
+      <w:r>
+        <w:rPr>
+          <w:b/>
+          <w:sz w:val="14"/>
+          <w:szCs w:val="14"/>
+          <w:shd w:val="clear" w:color="auto" w:fill="B7B7B7"/>
+        </w:rPr>
+        <w:t>(GPT</w:t>
+      </w:r>
+      <w:r>
+        <w:rPr>
+          <w:rFonts w:ascii="Cambria Math" w:hAnsi="Cambria Math" w:cs="Cambria Math"/>
+          <w:b/>
+          <w:sz w:val="14"/>
+          <w:szCs w:val="14"/>
+          <w:shd w:val="clear" w:color="auto" w:fill="B7B7B7"/>
+        </w:rPr>
+        <w:t>‑</w:t>
+      </w:r>
+      <w:r>
+        <w:rPr>
+          <w:b/>
+          <w:sz w:val="14"/>
+          <w:szCs w:val="14"/>
+          <w:shd w:val="clear" w:color="auto" w:fill="B7B7B7"/>
+        </w:rPr>
+        <w:t>5 Mini) at [9/4/2025]</w:t>
       </w:r>
     </w:p>
     <w:p>
@@ -10690,8 +10954,8 @@
     </w:p>
     <w:p>
       <w:r>
-        <w:pict w14:anchorId="36B10969">
-          <v:rect id="_x0000_i1102" style="width:0;height:1.5pt" o:hralign="center" o:hrstd="t" o:hr="t" fillcolor="#a0a0a0" stroked="f"/>
+        <w:pict w14:anchorId="118D8937">
+          <v:rect id="_x0000_i1065" style="width:0;height:1.5pt" o:hralign="center" o:hrstd="t" o:hr="t" fillcolor="#a0a0a0" stroked="f"/>
         </w:pict>
       </w:r>
     </w:p>
@@ -10726,21 +10990,12 @@
         </w:rPr>
         <w:t xml:space="preserve">: </w:t>
       </w:r>
-      <w:proofErr w:type="spellStart"/>
-      <w:r>
-        <w:rPr>
-          <w:b/>
-          <w:shd w:val="clear" w:color="auto" w:fill="B7B7B7"/>
-        </w:rPr>
-        <w:t>Chatgot</w:t>
-      </w:r>
-      <w:proofErr w:type="spellEnd"/>
-      <w:r>
-        <w:rPr>
-          <w:b/>
-          <w:shd w:val="clear" w:color="auto" w:fill="B7B7B7"/>
-        </w:rPr>
-        <w:t xml:space="preserve"> </w:t>
+      <w:r>
+        <w:rPr>
+          <w:b/>
+          <w:shd w:val="clear" w:color="auto" w:fill="B7B7B7"/>
+        </w:rPr>
+        <w:t xml:space="preserve">Chatgot </w:t>
       </w:r>
       <w:r>
         <w:rPr>
@@ -10749,7 +11004,26 @@
           <w:szCs w:val="14"/>
           <w:shd w:val="clear" w:color="auto" w:fill="B7B7B7"/>
         </w:rPr>
-        <w:t>(GPT-5-Standard) at [9/4/2025]</w:t>
+        <w:t>(GPT</w:t>
+      </w:r>
+      <w:r>
+        <w:rPr>
+          <w:rFonts w:ascii="Cambria Math" w:hAnsi="Cambria Math" w:cs="Cambria Math"/>
+          <w:b/>
+          <w:sz w:val="14"/>
+          <w:szCs w:val="14"/>
+          <w:shd w:val="clear" w:color="auto" w:fill="B7B7B7"/>
+        </w:rPr>
+        <w:t>‑</w:t>
+      </w:r>
+      <w:r>
+        <w:rPr>
+          <w:b/>
+          <w:sz w:val="14"/>
+          <w:szCs w:val="14"/>
+          <w:shd w:val="clear" w:color="auto" w:fill="B7B7B7"/>
+        </w:rPr>
+        <w:t>5 Mini) at [9/4/2025]</w:t>
       </w:r>
     </w:p>
     <w:p>
@@ -11107,8 +11381,8 @@
     </w:p>
     <w:p>
       <w:r>
-        <w:pict w14:anchorId="40C2C4BB">
-          <v:rect id="_x0000_i1103" style="width:0;height:1.5pt" o:hralign="center" o:hrstd="t" o:hr="t" fillcolor="#a0a0a0" stroked="f"/>
+        <w:pict w14:anchorId="7DD5C30A">
+          <v:rect id="_x0000_i1066" style="width:0;height:1.5pt" o:hralign="center" o:hrstd="t" o:hr="t" fillcolor="#a0a0a0" stroked="f"/>
         </w:pict>
       </w:r>
     </w:p>
@@ -11143,21 +11417,12 @@
         </w:rPr>
         <w:t xml:space="preserve">: </w:t>
       </w:r>
-      <w:proofErr w:type="spellStart"/>
-      <w:r>
-        <w:rPr>
-          <w:b/>
-          <w:shd w:val="clear" w:color="auto" w:fill="B7B7B7"/>
-        </w:rPr>
-        <w:t>Chatgot</w:t>
-      </w:r>
-      <w:proofErr w:type="spellEnd"/>
-      <w:r>
-        <w:rPr>
-          <w:b/>
-          <w:shd w:val="clear" w:color="auto" w:fill="B7B7B7"/>
-        </w:rPr>
-        <w:t xml:space="preserve"> </w:t>
+      <w:r>
+        <w:rPr>
+          <w:b/>
+          <w:shd w:val="clear" w:color="auto" w:fill="B7B7B7"/>
+        </w:rPr>
+        <w:t xml:space="preserve">Chatgot </w:t>
       </w:r>
       <w:r>
         <w:rPr>
@@ -11166,7 +11431,26 @@
           <w:szCs w:val="14"/>
           <w:shd w:val="clear" w:color="auto" w:fill="B7B7B7"/>
         </w:rPr>
-        <w:t>(GPT-5-Standard) at [9/4/2025]</w:t>
+        <w:t>(GPT</w:t>
+      </w:r>
+      <w:r>
+        <w:rPr>
+          <w:rFonts w:ascii="Cambria Math" w:hAnsi="Cambria Math" w:cs="Cambria Math"/>
+          <w:b/>
+          <w:sz w:val="14"/>
+          <w:szCs w:val="14"/>
+          <w:shd w:val="clear" w:color="auto" w:fill="B7B7B7"/>
+        </w:rPr>
+        <w:t>‑</w:t>
+      </w:r>
+      <w:r>
+        <w:rPr>
+          <w:b/>
+          <w:sz w:val="14"/>
+          <w:szCs w:val="14"/>
+          <w:shd w:val="clear" w:color="auto" w:fill="B7B7B7"/>
+        </w:rPr>
+        <w:t>5 Mini) at [9/4/2025]</w:t>
       </w:r>
     </w:p>
     <w:p>
@@ -11310,21 +11594,7 @@
           <w:rFonts w:ascii="Roboto Mono" w:hAnsi="Roboto Mono"/>
         </w:rPr>
         <w:lastRenderedPageBreak/>
-        <w:t xml:space="preserve">Defects logged: 8 critical, 5 </w:t>
-      </w:r>
-      <w:proofErr w:type="gramStart"/>
-      <w:r>
-        <w:rPr>
-          <w:rFonts w:ascii="Roboto Mono" w:hAnsi="Roboto Mono"/>
-        </w:rPr>
-        <w:t>major</w:t>
-      </w:r>
-      <w:proofErr w:type="gramEnd"/>
-      <w:r>
-        <w:rPr>
-          <w:rFonts w:ascii="Roboto Mono" w:hAnsi="Roboto Mono"/>
-        </w:rPr>
-        <w:t>, 2 minor</w:t>
+        <w:t>Defects logged: 8 critical, 5 major, 2 minor</w:t>
       </w:r>
     </w:p>
     <w:p>
@@ -11367,8 +11637,8 @@
     </w:p>
     <w:p>
       <w:r>
-        <w:pict w14:anchorId="0B020DA2">
-          <v:rect id="_x0000_i1104" style="width:0;height:1.5pt" o:hralign="center" o:hrstd="t" o:hr="t" fillcolor="#a0a0a0" stroked="f"/>
+        <w:pict w14:anchorId="0CA86274">
+          <v:rect id="_x0000_i1067" style="width:0;height:1.5pt" o:hralign="center" o:hrstd="t" o:hr="t" fillcolor="#a0a0a0" stroked="f"/>
         </w:pict>
       </w:r>
     </w:p>
@@ -11406,21 +11676,12 @@
         </w:rPr>
         <w:t xml:space="preserve">: </w:t>
       </w:r>
-      <w:proofErr w:type="spellStart"/>
-      <w:r>
-        <w:rPr>
-          <w:b/>
-          <w:shd w:val="clear" w:color="auto" w:fill="B7B7B7"/>
-        </w:rPr>
-        <w:t>Chatgot</w:t>
-      </w:r>
-      <w:proofErr w:type="spellEnd"/>
-      <w:r>
-        <w:rPr>
-          <w:b/>
-          <w:shd w:val="clear" w:color="auto" w:fill="B7B7B7"/>
-        </w:rPr>
-        <w:t xml:space="preserve"> </w:t>
+      <w:r>
+        <w:rPr>
+          <w:b/>
+          <w:shd w:val="clear" w:color="auto" w:fill="B7B7B7"/>
+        </w:rPr>
+        <w:t xml:space="preserve">Chatgot </w:t>
       </w:r>
       <w:r>
         <w:rPr>
@@ -11429,7 +11690,26 @@
           <w:szCs w:val="14"/>
           <w:shd w:val="clear" w:color="auto" w:fill="B7B7B7"/>
         </w:rPr>
-        <w:t>(GPT-5-Standard) at [9/4/2025]</w:t>
+        <w:t>(GPT</w:t>
+      </w:r>
+      <w:r>
+        <w:rPr>
+          <w:rFonts w:ascii="Cambria Math" w:hAnsi="Cambria Math" w:cs="Cambria Math"/>
+          <w:b/>
+          <w:sz w:val="14"/>
+          <w:szCs w:val="14"/>
+          <w:shd w:val="clear" w:color="auto" w:fill="B7B7B7"/>
+        </w:rPr>
+        <w:t>‑</w:t>
+      </w:r>
+      <w:r>
+        <w:rPr>
+          <w:b/>
+          <w:sz w:val="14"/>
+          <w:szCs w:val="14"/>
+          <w:shd w:val="clear" w:color="auto" w:fill="B7B7B7"/>
+        </w:rPr>
+        <w:t>5 Mini) at [9/4/2025]</w:t>
       </w:r>
       <w:r>
         <w:br/>
@@ -11457,11 +11737,12 @@
     </w:p>
     <w:p>
       <w:r>
-        <w:pict w14:anchorId="68D1AF34">
-          <v:rect id="_x0000_i1105" style="width:0;height:1.5pt" o:hralign="center" o:hrstd="t" o:hr="t" fillcolor="#a0a0a0" stroked="f"/>
+        <w:pict w14:anchorId="32D5AD85">
+          <v:rect id="_x0000_i1068" style="width:0;height:1.5pt" o:hralign="center" o:hrstd="t" o:hr="t" fillcolor="#a0a0a0" stroked="f"/>
         </w:pict>
       </w:r>
     </w:p>
+    <w:p/>
     <w:p/>
     <w:sectPr>
       <w:pgSz w:w="12240" w:h="15840"/>
@@ -15986,7 +16267,7 @@
   <w:style w:type="paragraph" w:default="1" w:styleId="Normal">
     <w:name w:val="Normal"/>
     <w:qFormat/>
-    <w:rsid w:val="00D217C2"/>
+    <w:rsid w:val="00946B70"/>
   </w:style>
   <w:style w:type="paragraph" w:styleId="Heading1">
     <w:name w:val="heading 1"/>
@@ -15995,7 +16276,7 @@
     <w:link w:val="Heading1Char"/>
     <w:uiPriority w:val="9"/>
     <w:qFormat/>
-    <w:rsid w:val="00450F17"/>
+    <w:rsid w:val="00DE3F81"/>
     <w:pPr>
       <w:keepNext/>
       <w:keepLines/>
@@ -16017,7 +16298,7 @@
     <w:uiPriority w:val="9"/>
     <w:unhideWhenUsed/>
     <w:qFormat/>
-    <w:rsid w:val="00450F17"/>
+    <w:rsid w:val="00DE3F81"/>
     <w:pPr>
       <w:keepNext/>
       <w:keepLines/>
@@ -16039,7 +16320,7 @@
     <w:uiPriority w:val="9"/>
     <w:unhideWhenUsed/>
     <w:qFormat/>
-    <w:rsid w:val="00450F17"/>
+    <w:rsid w:val="00DE3F81"/>
     <w:pPr>
       <w:keepNext/>
       <w:keepLines/>
@@ -16061,7 +16342,7 @@
     <w:uiPriority w:val="9"/>
     <w:unhideWhenUsed/>
     <w:qFormat/>
-    <w:rsid w:val="00450F17"/>
+    <w:rsid w:val="00DE3F81"/>
     <w:pPr>
       <w:keepNext/>
       <w:keepLines/>
@@ -16081,9 +16362,10 @@
     <w:next w:val="Normal"/>
     <w:link w:val="Heading5Char"/>
     <w:uiPriority w:val="9"/>
+    <w:semiHidden/>
     <w:unhideWhenUsed/>
     <w:qFormat/>
-    <w:rsid w:val="00450F17"/>
+    <w:rsid w:val="00DE3F81"/>
     <w:pPr>
       <w:keepNext/>
       <w:keepLines/>
@@ -16104,7 +16386,7 @@
     <w:semiHidden/>
     <w:unhideWhenUsed/>
     <w:qFormat/>
-    <w:rsid w:val="00450F17"/>
+    <w:rsid w:val="00DE3F81"/>
     <w:pPr>
       <w:keepNext/>
       <w:keepLines/>
@@ -16127,7 +16409,7 @@
     <w:semiHidden/>
     <w:unhideWhenUsed/>
     <w:qFormat/>
-    <w:rsid w:val="00450F17"/>
+    <w:rsid w:val="00DE3F81"/>
     <w:pPr>
       <w:keepNext/>
       <w:keepLines/>
@@ -16148,7 +16430,7 @@
     <w:semiHidden/>
     <w:unhideWhenUsed/>
     <w:qFormat/>
-    <w:rsid w:val="00450F17"/>
+    <w:rsid w:val="00DE3F81"/>
     <w:pPr>
       <w:keepNext/>
       <w:keepLines/>
@@ -16171,7 +16453,7 @@
     <w:semiHidden/>
     <w:unhideWhenUsed/>
     <w:qFormat/>
-    <w:rsid w:val="00450F17"/>
+    <w:rsid w:val="00DE3F81"/>
     <w:pPr>
       <w:keepNext/>
       <w:keepLines/>
@@ -16186,6 +16468,7 @@
   <w:style w:type="character" w:default="1" w:styleId="DefaultParagraphFont">
     <w:name w:val="Default Paragraph Font"/>
     <w:uiPriority w:val="1"/>
+    <w:semiHidden/>
     <w:unhideWhenUsed/>
   </w:style>
   <w:style w:type="table" w:default="1" w:styleId="TableNormal">
@@ -16214,7 +16497,7 @@
     <w:basedOn w:val="DefaultParagraphFont"/>
     <w:link w:val="Heading1"/>
     <w:uiPriority w:val="9"/>
-    <w:rsid w:val="00450F17"/>
+    <w:rsid w:val="00DE3F81"/>
     <w:rPr>
       <w:rFonts w:asciiTheme="majorHAnsi" w:eastAsiaTheme="majorEastAsia" w:hAnsiTheme="majorHAnsi" w:cstheme="majorBidi"/>
       <w:color w:val="2F5496" w:themeColor="accent1" w:themeShade="BF"/>
@@ -16227,7 +16510,7 @@
     <w:basedOn w:val="DefaultParagraphFont"/>
     <w:link w:val="Heading2"/>
     <w:uiPriority w:val="9"/>
-    <w:rsid w:val="00450F17"/>
+    <w:rsid w:val="00DE3F81"/>
     <w:rPr>
       <w:rFonts w:asciiTheme="majorHAnsi" w:eastAsiaTheme="majorEastAsia" w:hAnsiTheme="majorHAnsi" w:cstheme="majorBidi"/>
       <w:color w:val="2F5496" w:themeColor="accent1" w:themeShade="BF"/>
@@ -16240,7 +16523,7 @@
     <w:basedOn w:val="DefaultParagraphFont"/>
     <w:link w:val="Heading3"/>
     <w:uiPriority w:val="9"/>
-    <w:rsid w:val="00450F17"/>
+    <w:rsid w:val="00DE3F81"/>
     <w:rPr>
       <w:rFonts w:eastAsiaTheme="majorEastAsia" w:cstheme="majorBidi"/>
       <w:color w:val="2F5496" w:themeColor="accent1" w:themeShade="BF"/>
@@ -16253,7 +16536,7 @@
     <w:basedOn w:val="DefaultParagraphFont"/>
     <w:link w:val="Heading4"/>
     <w:uiPriority w:val="9"/>
-    <w:rsid w:val="00450F17"/>
+    <w:rsid w:val="00DE3F81"/>
     <w:rPr>
       <w:rFonts w:eastAsiaTheme="majorEastAsia" w:cstheme="majorBidi"/>
       <w:i/>
@@ -16266,7 +16549,8 @@
     <w:basedOn w:val="DefaultParagraphFont"/>
     <w:link w:val="Heading5"/>
     <w:uiPriority w:val="9"/>
-    <w:rsid w:val="00450F17"/>
+    <w:semiHidden/>
+    <w:rsid w:val="00DE3F81"/>
     <w:rPr>
       <w:rFonts w:eastAsiaTheme="majorEastAsia" w:cstheme="majorBidi"/>
       <w:color w:val="2F5496" w:themeColor="accent1" w:themeShade="BF"/>
@@ -16278,7 +16562,7 @@
     <w:link w:val="Heading6"/>
     <w:uiPriority w:val="9"/>
     <w:semiHidden/>
-    <w:rsid w:val="00450F17"/>
+    <w:rsid w:val="00DE3F81"/>
     <w:rPr>
       <w:rFonts w:eastAsiaTheme="majorEastAsia" w:cstheme="majorBidi"/>
       <w:i/>
@@ -16292,7 +16576,7 @@
     <w:link w:val="Heading7"/>
     <w:uiPriority w:val="9"/>
     <w:semiHidden/>
-    <w:rsid w:val="00450F17"/>
+    <w:rsid w:val="00DE3F81"/>
     <w:rPr>
       <w:rFonts w:eastAsiaTheme="majorEastAsia" w:cstheme="majorBidi"/>
       <w:color w:val="595959" w:themeColor="text1" w:themeTint="A6"/>
@@ -16304,7 +16588,7 @@
     <w:link w:val="Heading8"/>
     <w:uiPriority w:val="9"/>
     <w:semiHidden/>
-    <w:rsid w:val="00450F17"/>
+    <w:rsid w:val="00DE3F81"/>
     <w:rPr>
       <w:rFonts w:eastAsiaTheme="majorEastAsia" w:cstheme="majorBidi"/>
       <w:i/>
@@ -16318,7 +16602,7 @@
     <w:link w:val="Heading9"/>
     <w:uiPriority w:val="9"/>
     <w:semiHidden/>
-    <w:rsid w:val="00450F17"/>
+    <w:rsid w:val="00DE3F81"/>
     <w:rPr>
       <w:rFonts w:eastAsiaTheme="majorEastAsia" w:cstheme="majorBidi"/>
       <w:color w:val="272727" w:themeColor="text1" w:themeTint="D8"/>
@@ -16331,7 +16615,7 @@
     <w:link w:val="TitleChar"/>
     <w:uiPriority w:val="10"/>
     <w:qFormat/>
-    <w:rsid w:val="00450F17"/>
+    <w:rsid w:val="00DE3F81"/>
     <w:pPr>
       <w:spacing w:after="80" w:line="240" w:lineRule="auto"/>
       <w:contextualSpacing/>
@@ -16349,7 +16633,7 @@
     <w:basedOn w:val="DefaultParagraphFont"/>
     <w:link w:val="Title"/>
     <w:uiPriority w:val="10"/>
-    <w:rsid w:val="00450F17"/>
+    <w:rsid w:val="00DE3F81"/>
     <w:rPr>
       <w:rFonts w:asciiTheme="majorHAnsi" w:eastAsiaTheme="majorEastAsia" w:hAnsiTheme="majorHAnsi" w:cstheme="majorBidi"/>
       <w:spacing w:val="-10"/>
@@ -16365,7 +16649,7 @@
     <w:link w:val="SubtitleChar"/>
     <w:uiPriority w:val="11"/>
     <w:qFormat/>
-    <w:rsid w:val="00450F17"/>
+    <w:rsid w:val="00DE3F81"/>
     <w:pPr>
       <w:numPr>
         <w:ilvl w:val="1"/>
@@ -16384,7 +16668,7 @@
     <w:basedOn w:val="DefaultParagraphFont"/>
     <w:link w:val="Subtitle"/>
     <w:uiPriority w:val="11"/>
-    <w:rsid w:val="00450F17"/>
+    <w:rsid w:val="00DE3F81"/>
     <w:rPr>
       <w:rFonts w:eastAsiaTheme="majorEastAsia" w:cstheme="majorBidi"/>
       <w:color w:val="595959" w:themeColor="text1" w:themeTint="A6"/>
@@ -16400,7 +16684,7 @@
     <w:link w:val="QuoteChar"/>
     <w:uiPriority w:val="29"/>
     <w:qFormat/>
-    <w:rsid w:val="00450F17"/>
+    <w:rsid w:val="00DE3F81"/>
     <w:pPr>
       <w:spacing w:before="160"/>
       <w:jc w:val="center"/>
@@ -16416,7 +16700,7 @@
     <w:basedOn w:val="DefaultParagraphFont"/>
     <w:link w:val="Quote"/>
     <w:uiPriority w:val="29"/>
-    <w:rsid w:val="00450F17"/>
+    <w:rsid w:val="00DE3F81"/>
     <w:rPr>
       <w:i/>
       <w:iCs/>
@@ -16428,7 +16712,7 @@
     <w:basedOn w:val="Normal"/>
     <w:uiPriority w:val="34"/>
     <w:qFormat/>
-    <w:rsid w:val="00450F17"/>
+    <w:rsid w:val="00DE3F81"/>
     <w:pPr>
       <w:ind w:left="720"/>
       <w:contextualSpacing/>
@@ -16439,7 +16723,7 @@
     <w:basedOn w:val="DefaultParagraphFont"/>
     <w:uiPriority w:val="21"/>
     <w:qFormat/>
-    <w:rsid w:val="00450F17"/>
+    <w:rsid w:val="00DE3F81"/>
     <w:rPr>
       <w:i/>
       <w:iCs/>
@@ -16453,7 +16737,7 @@
     <w:link w:val="IntenseQuoteChar"/>
     <w:uiPriority w:val="30"/>
     <w:qFormat/>
-    <w:rsid w:val="00450F17"/>
+    <w:rsid w:val="00DE3F81"/>
     <w:pPr>
       <w:pBdr>
         <w:top w:val="single" w:sz="4" w:space="10" w:color="2F5496" w:themeColor="accent1" w:themeShade="BF"/>
@@ -16474,7 +16758,7 @@
     <w:basedOn w:val="DefaultParagraphFont"/>
     <w:link w:val="IntenseQuote"/>
     <w:uiPriority w:val="30"/>
-    <w:rsid w:val="00450F17"/>
+    <w:rsid w:val="00DE3F81"/>
     <w:rPr>
       <w:i/>
       <w:iCs/>
@@ -16486,24 +16770,13 @@
     <w:basedOn w:val="DefaultParagraphFont"/>
     <w:uiPriority w:val="32"/>
     <w:qFormat/>
-    <w:rsid w:val="00450F17"/>
+    <w:rsid w:val="00DE3F81"/>
     <w:rPr>
       <w:b/>
       <w:bCs/>
       <w:smallCaps/>
       <w:color w:val="2F5496" w:themeColor="accent1" w:themeShade="BF"/>
       <w:spacing w:val="5"/>
-    </w:rPr>
-  </w:style>
-  <w:style w:type="paragraph" w:styleId="NormalWeb">
-    <w:name w:val="Normal (Web)"/>
-    <w:basedOn w:val="Normal"/>
-    <w:uiPriority w:val="99"/>
-    <w:semiHidden/>
-    <w:unhideWhenUsed/>
-    <w:rsid w:val="00CF23A3"/>
-    <w:rPr>
-      <w:rFonts w:ascii="Times New Roman" w:hAnsi="Times New Roman" w:cs="Times New Roman"/>
     </w:rPr>
   </w:style>
 </w:styles>
